--- a/docs/manuales/manual-usuario.docx
+++ b/docs/manuales/manual-usuario.docx
@@ -40,7 +40,7 @@
           <w:noProof/>
         </w:rPr>
         <w:drawing>
-          <wp:inline distT="0" distB="0" distL="0" distR="0" wp14:anchorId="40A344F8" wp14:editId="5299AB1F">
+          <wp:inline distT="0" distB="0" distL="0" distR="0" wp14:anchorId="0AFBF18C" wp14:editId="7E6E350A">
             <wp:extent cx="1619250" cy="1619250"/>
             <wp:effectExtent l="0" t="0" r="0" b="0"/>
             <wp:docPr id="27" name="Imagen 27"/>
@@ -145,7 +145,7 @@
           <w:sz w:val="20"/>
           <w:szCs w:val="20"/>
         </w:rPr>
-        <w:t>Versión 1.1</w:t>
+        <w:t>Versión 1.2</w:t>
       </w:r>
     </w:p>
     <w:p>
@@ -535,6 +535,87 @@
           </w:p>
         </w:tc>
       </w:tr>
+      <w:tr>
+        <w:trPr>
+          <w:cnfStyle w:val="000000100000" w:firstRow="0" w:lastRow="0" w:firstColumn="0" w:lastColumn="0" w:oddVBand="0" w:evenVBand="0" w:oddHBand="1" w:evenHBand="0" w:firstRowFirstColumn="0" w:firstRowLastColumn="0" w:lastRowFirstColumn="0" w:lastRowLastColumn="0"/>
+          <w:cantSplit/>
+        </w:trPr>
+        <w:tc>
+          <w:tcPr>
+            <w:cnfStyle w:val="001000000000" w:firstRow="0" w:lastRow="0" w:firstColumn="1" w:lastColumn="0" w:oddVBand="0" w:evenVBand="0" w:oddHBand="0" w:evenHBand="0" w:firstRowFirstColumn="0" w:firstRowLastColumn="0" w:lastRowFirstColumn="0" w:lastRowLastColumn="0"/>
+            <w:tcW w:w="1200" w:type="dxa"/>
+            <w:tcMar>
+              <w:top w:w="60" w:type="dxa"/>
+              <w:left w:w="100" w:type="dxa"/>
+              <w:bottom w:w="60" w:type="dxa"/>
+              <w:right w:w="100" w:type="dxa"/>
+            </w:tcMar>
+            <w:vAlign w:val="center"/>
+          </w:tcPr>
+          <w:p>
+            <w:pPr>
+              <w:spacing w:line="260" w:lineRule="auto"/>
+            </w:pPr>
+            <w:r>
+              <w:rPr>
+                <w:sz w:val="19"/>
+                <w:szCs w:val="19"/>
+              </w:rPr>
+              <w:t>1.2</w:t>
+            </w:r>
+          </w:p>
+        </w:tc>
+        <w:tc>
+          <w:tcPr>
+            <w:tcW w:w="2400" w:type="dxa"/>
+            <w:tcMar>
+              <w:top w:w="60" w:type="dxa"/>
+              <w:left w:w="100" w:type="dxa"/>
+              <w:bottom w:w="60" w:type="dxa"/>
+              <w:right w:w="100" w:type="dxa"/>
+            </w:tcMar>
+            <w:vAlign w:val="center"/>
+          </w:tcPr>
+          <w:p>
+            <w:pPr>
+              <w:spacing w:line="260" w:lineRule="auto"/>
+              <w:cnfStyle w:val="000000100000" w:firstRow="0" w:lastRow="0" w:firstColumn="0" w:lastColumn="0" w:oddVBand="0" w:evenVBand="0" w:oddHBand="1" w:evenHBand="0" w:firstRowFirstColumn="0" w:firstRowLastColumn="0" w:lastRowFirstColumn="0" w:lastRowLastColumn="0"/>
+            </w:pPr>
+            <w:r>
+              <w:rPr>
+                <w:sz w:val="19"/>
+                <w:szCs w:val="19"/>
+              </w:rPr>
+              <w:t>27 de octubre de 2026</w:t>
+            </w:r>
+          </w:p>
+        </w:tc>
+        <w:tc>
+          <w:tcPr>
+            <w:tcW w:w="5760" w:type="dxa"/>
+            <w:tcMar>
+              <w:top w:w="60" w:type="dxa"/>
+              <w:left w:w="100" w:type="dxa"/>
+              <w:bottom w:w="60" w:type="dxa"/>
+              <w:right w:w="100" w:type="dxa"/>
+            </w:tcMar>
+            <w:vAlign w:val="center"/>
+          </w:tcPr>
+          <w:p>
+            <w:pPr>
+              <w:spacing w:line="260" w:lineRule="auto"/>
+              <w:cnfStyle w:val="000000100000" w:firstRow="0" w:lastRow="0" w:firstColumn="0" w:lastColumn="0" w:oddVBand="0" w:evenVBand="0" w:oddHBand="1" w:evenHBand="0" w:firstRowFirstColumn="0" w:firstRowLastColumn="0" w:lastRowFirstColumn="0" w:lastRowLastColumn="0"/>
+            </w:pPr>
+            <w:r>
+              <w:rPr>
+                <w:sz w:val="19"/>
+                <w:szCs w:val="19"/>
+              </w:rPr>
+              <w:t>Instalar la aplicación en el teléfono (Android y iPhone) y aviso sin conexión; preguntas frecuentes sobre la aplicación.</w:t>
+            </w:r>
+          </w:p>
+        </w:tc>
+      </w:tr>
     </w:tbl>
     <w:p>
       <w:pPr>
@@ -568,7 +649,7 @@
     <w:sdt>
       <w:sdtPr>
         <w:alias w:val="Índice"/>
-        <w:id w:val="1741754471"/>
+        <w:id w:val="-1691133672"/>
       </w:sdtPr>
       <w:sdtEndPr/>
       <w:sdtContent>
@@ -591,7 +672,7 @@
           <w:r>
             <w:fldChar w:fldCharType="separate"/>
           </w:r>
-          <w:hyperlink w:anchor="_Toc243432834" w:history="1">
+          <w:hyperlink w:anchor="_Toc243993178" w:history="1">
             <w:r>
               <w:rPr>
                 <w:rStyle w:val="Hipervnculo"/>
@@ -615,7 +696,7 @@
               <w:rPr>
                 <w:noProof/>
               </w:rPr>
-              <w:instrText xml:space="preserve"> PAGEREF _Toc243432834 \h </w:instrText>
+              <w:instrText xml:space="preserve"> PAGEREF _Toc243993178 \h </w:instrText>
             </w:r>
             <w:r>
               <w:rPr>
@@ -652,7 +733,7 @@
               <w:noProof/>
             </w:rPr>
           </w:pPr>
-          <w:hyperlink w:anchor="_Toc243432835" w:history="1">
+          <w:hyperlink w:anchor="_Toc243993179" w:history="1">
             <w:r>
               <w:rPr>
                 <w:rStyle w:val="Hipervnculo"/>
@@ -676,7 +757,7 @@
               <w:rPr>
                 <w:noProof/>
               </w:rPr>
-              <w:instrText xml:space="preserve"> PAGEREF _Toc243432835 \h </w:instrText>
+              <w:instrText xml:space="preserve"> PAGEREF _Toc243993179 \h </w:instrText>
             </w:r>
             <w:r>
               <w:rPr>
@@ -713,7 +794,7 @@
               <w:noProof/>
             </w:rPr>
           </w:pPr>
-          <w:hyperlink w:anchor="_Toc243432836" w:history="1">
+          <w:hyperlink w:anchor="_Toc243993180" w:history="1">
             <w:r>
               <w:rPr>
                 <w:rStyle w:val="Hipervnculo"/>
@@ -737,7 +818,7 @@
               <w:rPr>
                 <w:noProof/>
               </w:rPr>
-              <w:instrText xml:space="preserve"> PAGEREF _Toc243432836 \h </w:instrText>
+              <w:instrText xml:space="preserve"> PAGEREF _Toc243993180 \h </w:instrText>
             </w:r>
             <w:r>
               <w:rPr>
@@ -774,7 +855,7 @@
               <w:noProof/>
             </w:rPr>
           </w:pPr>
-          <w:hyperlink w:anchor="_Toc243432837" w:history="1">
+          <w:hyperlink w:anchor="_Toc243993181" w:history="1">
             <w:r>
               <w:rPr>
                 <w:rStyle w:val="Hipervnculo"/>
@@ -798,7 +879,7 @@
               <w:rPr>
                 <w:noProof/>
               </w:rPr>
-              <w:instrText xml:space="preserve"> PAGEREF _Toc243432837 \h </w:instrText>
+              <w:instrText xml:space="preserve"> PAGEREF _Toc243993181 \h </w:instrText>
             </w:r>
             <w:r>
               <w:rPr>
@@ -835,7 +916,7 @@
               <w:noProof/>
             </w:rPr>
           </w:pPr>
-          <w:hyperlink w:anchor="_Toc243432838" w:history="1">
+          <w:hyperlink w:anchor="_Toc243993182" w:history="1">
             <w:r>
               <w:rPr>
                 <w:rStyle w:val="Hipervnculo"/>
@@ -859,7 +940,7 @@
               <w:rPr>
                 <w:noProof/>
               </w:rPr>
-              <w:instrText xml:space="preserve"> PAGEREF _Toc243432838 \h </w:instrText>
+              <w:instrText xml:space="preserve"> PAGEREF _Toc243993182 \h </w:instrText>
             </w:r>
             <w:r>
               <w:rPr>
@@ -896,13 +977,13 @@
               <w:noProof/>
             </w:rPr>
           </w:pPr>
-          <w:hyperlink w:anchor="_Toc243432839" w:history="1">
+          <w:hyperlink w:anchor="_Toc243993183" w:history="1">
             <w:r>
               <w:rPr>
                 <w:rStyle w:val="Hipervnculo"/>
                 <w:noProof/>
               </w:rPr>
-              <w:t>2.3 Cómo leer los resultados</w:t>
+              <w:t>2.3 Instalar la aplicación en el teléfono</w:t>
             </w:r>
             <w:r>
               <w:rPr>
@@ -920,7 +1001,68 @@
               <w:rPr>
                 <w:noProof/>
               </w:rPr>
-              <w:instrText xml:space="preserve"> PAGEREF _Toc243432839 \h </w:instrText>
+              <w:instrText xml:space="preserve"> PAGEREF _Toc243993183 \h </w:instrText>
+            </w:r>
+            <w:r>
+              <w:rPr>
+                <w:noProof/>
+              </w:rPr>
+            </w:r>
+            <w:r>
+              <w:rPr>
+                <w:noProof/>
+              </w:rPr>
+              <w:fldChar w:fldCharType="separate"/>
+            </w:r>
+            <w:r>
+              <w:rPr>
+                <w:noProof/>
+              </w:rPr>
+              <w:t>4</w:t>
+            </w:r>
+            <w:r>
+              <w:rPr>
+                <w:noProof/>
+              </w:rPr>
+              <w:fldChar w:fldCharType="end"/>
+            </w:r>
+          </w:hyperlink>
+        </w:p>
+        <w:p>
+          <w:pPr>
+            <w:pStyle w:val="TDC2"/>
+            <w:tabs>
+              <w:tab w:val="right" w:leader="dot" w:pos="9350"/>
+            </w:tabs>
+            <w:rPr>
+              <w:noProof/>
+            </w:rPr>
+          </w:pPr>
+          <w:hyperlink w:anchor="_Toc243993184" w:history="1">
+            <w:r>
+              <w:rPr>
+                <w:rStyle w:val="Hipervnculo"/>
+                <w:noProof/>
+              </w:rPr>
+              <w:t>2.4 Cómo leer los resultados</w:t>
+            </w:r>
+            <w:r>
+              <w:rPr>
+                <w:noProof/>
+              </w:rPr>
+              <w:tab/>
+            </w:r>
+            <w:r>
+              <w:rPr>
+                <w:noProof/>
+              </w:rPr>
+              <w:fldChar w:fldCharType="begin"/>
+            </w:r>
+            <w:r>
+              <w:rPr>
+                <w:noProof/>
+              </w:rPr>
+              <w:instrText xml:space="preserve"> PAGEREF _Toc243993184 \h </w:instrText>
             </w:r>
             <w:r>
               <w:rPr>
@@ -957,7 +1099,7 @@
               <w:noProof/>
             </w:rPr>
           </w:pPr>
-          <w:hyperlink w:anchor="_Toc243432840" w:history="1">
+          <w:hyperlink w:anchor="_Toc243993185" w:history="1">
             <w:r>
               <w:rPr>
                 <w:rStyle w:val="Hipervnculo"/>
@@ -981,7 +1123,7 @@
               <w:rPr>
                 <w:noProof/>
               </w:rPr>
-              <w:instrText xml:space="preserve"> PAGEREF _Toc243432840 \h </w:instrText>
+              <w:instrText xml:space="preserve"> PAGEREF _Toc243993185 \h </w:instrText>
             </w:r>
             <w:r>
               <w:rPr>
@@ -998,7 +1140,7 @@
               <w:rPr>
                 <w:noProof/>
               </w:rPr>
-              <w:t>4</w:t>
+              <w:t>5</w:t>
             </w:r>
             <w:r>
               <w:rPr>
@@ -1018,7 +1160,7 @@
               <w:noProof/>
             </w:rPr>
           </w:pPr>
-          <w:hyperlink w:anchor="_Toc243432841" w:history="1">
+          <w:hyperlink w:anchor="_Toc243993186" w:history="1">
             <w:r>
               <w:rPr>
                 <w:rStyle w:val="Hipervnculo"/>
@@ -1042,7 +1184,7 @@
               <w:rPr>
                 <w:noProof/>
               </w:rPr>
-              <w:instrText xml:space="preserve"> PAGEREF _Toc243432841 \h </w:instrText>
+              <w:instrText xml:space="preserve"> PAGEREF _Toc243993186 \h </w:instrText>
             </w:r>
             <w:r>
               <w:rPr>
@@ -1079,7 +1221,7 @@
               <w:noProof/>
             </w:rPr>
           </w:pPr>
-          <w:hyperlink w:anchor="_Toc243432842" w:history="1">
+          <w:hyperlink w:anchor="_Toc243993187" w:history="1">
             <w:r>
               <w:rPr>
                 <w:rStyle w:val="Hipervnculo"/>
@@ -1103,7 +1245,7 @@
               <w:rPr>
                 <w:noProof/>
               </w:rPr>
-              <w:instrText xml:space="preserve"> PAGEREF _Toc243432842 \h </w:instrText>
+              <w:instrText xml:space="preserve"> PAGEREF _Toc243993187 \h </w:instrText>
             </w:r>
             <w:r>
               <w:rPr>
@@ -1120,7 +1262,7 @@
               <w:rPr>
                 <w:noProof/>
               </w:rPr>
-              <w:t>5</w:t>
+              <w:t>6</w:t>
             </w:r>
             <w:r>
               <w:rPr>
@@ -1140,7 +1282,7 @@
               <w:noProof/>
             </w:rPr>
           </w:pPr>
-          <w:hyperlink w:anchor="_Toc243432843" w:history="1">
+          <w:hyperlink w:anchor="_Toc243993188" w:history="1">
             <w:r>
               <w:rPr>
                 <w:rStyle w:val="Hipervnculo"/>
@@ -1164,7 +1306,7 @@
               <w:rPr>
                 <w:noProof/>
               </w:rPr>
-              <w:instrText xml:space="preserve"> PAGEREF _Toc243432843 \h </w:instrText>
+              <w:instrText xml:space="preserve"> PAGEREF _Toc243993188 \h </w:instrText>
             </w:r>
             <w:r>
               <w:rPr>
@@ -1201,7 +1343,7 @@
               <w:noProof/>
             </w:rPr>
           </w:pPr>
-          <w:hyperlink w:anchor="_Toc243432844" w:history="1">
+          <w:hyperlink w:anchor="_Toc243993189" w:history="1">
             <w:r>
               <w:rPr>
                 <w:rStyle w:val="Hipervnculo"/>
@@ -1225,7 +1367,7 @@
               <w:rPr>
                 <w:noProof/>
               </w:rPr>
-              <w:instrText xml:space="preserve"> PAGEREF _Toc243432844 \h </w:instrText>
+              <w:instrText xml:space="preserve"> PAGEREF _Toc243993189 \h </w:instrText>
             </w:r>
             <w:r>
               <w:rPr>
@@ -1262,7 +1404,7 @@
               <w:noProof/>
             </w:rPr>
           </w:pPr>
-          <w:hyperlink w:anchor="_Toc243432845" w:history="1">
+          <w:hyperlink w:anchor="_Toc243993190" w:history="1">
             <w:r>
               <w:rPr>
                 <w:rStyle w:val="Hipervnculo"/>
@@ -1286,7 +1428,7 @@
               <w:rPr>
                 <w:noProof/>
               </w:rPr>
-              <w:instrText xml:space="preserve"> PAGEREF _Toc243432845 \h </w:instrText>
+              <w:instrText xml:space="preserve"> PAGEREF _Toc243993190 \h </w:instrText>
             </w:r>
             <w:r>
               <w:rPr>
@@ -1303,7 +1445,7 @@
               <w:rPr>
                 <w:noProof/>
               </w:rPr>
-              <w:t>6</w:t>
+              <w:t>7</w:t>
             </w:r>
             <w:r>
               <w:rPr>
@@ -1323,7 +1465,7 @@
               <w:noProof/>
             </w:rPr>
           </w:pPr>
-          <w:hyperlink w:anchor="_Toc243432846" w:history="1">
+          <w:hyperlink w:anchor="_Toc243993191" w:history="1">
             <w:r>
               <w:rPr>
                 <w:rStyle w:val="Hipervnculo"/>
@@ -1347,7 +1489,7 @@
               <w:rPr>
                 <w:noProof/>
               </w:rPr>
-              <w:instrText xml:space="preserve"> PAGEREF _Toc243432846 \h </w:instrText>
+              <w:instrText xml:space="preserve"> PAGEREF _Toc243993191 \h </w:instrText>
             </w:r>
             <w:r>
               <w:rPr>
@@ -1384,7 +1526,7 @@
               <w:noProof/>
             </w:rPr>
           </w:pPr>
-          <w:hyperlink w:anchor="_Toc243432847" w:history="1">
+          <w:hyperlink w:anchor="_Toc243993192" w:history="1">
             <w:r>
               <w:rPr>
                 <w:rStyle w:val="Hipervnculo"/>
@@ -1408,7 +1550,7 @@
               <w:rPr>
                 <w:noProof/>
               </w:rPr>
-              <w:instrText xml:space="preserve"> PAGEREF _Toc243432847 \h </w:instrText>
+              <w:instrText xml:space="preserve"> PAGEREF _Toc243993192 \h </w:instrText>
             </w:r>
             <w:r>
               <w:rPr>
@@ -1445,7 +1587,7 @@
               <w:noProof/>
             </w:rPr>
           </w:pPr>
-          <w:hyperlink w:anchor="_Toc243432848" w:history="1">
+          <w:hyperlink w:anchor="_Toc243993193" w:history="1">
             <w:r>
               <w:rPr>
                 <w:rStyle w:val="Hipervnculo"/>
@@ -1469,7 +1611,7 @@
               <w:rPr>
                 <w:noProof/>
               </w:rPr>
-              <w:instrText xml:space="preserve"> PAGEREF _Toc243432848 \h </w:instrText>
+              <w:instrText xml:space="preserve"> PAGEREF _Toc243993193 \h </w:instrText>
             </w:r>
             <w:r>
               <w:rPr>
@@ -1506,7 +1648,7 @@
               <w:noProof/>
             </w:rPr>
           </w:pPr>
-          <w:hyperlink w:anchor="_Toc243432849" w:history="1">
+          <w:hyperlink w:anchor="_Toc243993194" w:history="1">
             <w:r>
               <w:rPr>
                 <w:rStyle w:val="Hipervnculo"/>
@@ -1530,7 +1672,7 @@
               <w:rPr>
                 <w:noProof/>
               </w:rPr>
-              <w:instrText xml:space="preserve"> PAGEREF _Toc243432849 \h </w:instrText>
+              <w:instrText xml:space="preserve"> PAGEREF _Toc243993194 \h </w:instrText>
             </w:r>
             <w:r>
               <w:rPr>
@@ -1567,7 +1709,7 @@
               <w:noProof/>
             </w:rPr>
           </w:pPr>
-          <w:hyperlink w:anchor="_Toc243432850" w:history="1">
+          <w:hyperlink w:anchor="_Toc243993195" w:history="1">
             <w:r>
               <w:rPr>
                 <w:rStyle w:val="Hipervnculo"/>
@@ -1591,7 +1733,7 @@
               <w:rPr>
                 <w:noProof/>
               </w:rPr>
-              <w:instrText xml:space="preserve"> PAGEREF _Toc243432850 \h </w:instrText>
+              <w:instrText xml:space="preserve"> PAGEREF _Toc243993195 \h </w:instrText>
             </w:r>
             <w:r>
               <w:rPr>
@@ -1628,7 +1770,7 @@
               <w:noProof/>
             </w:rPr>
           </w:pPr>
-          <w:hyperlink w:anchor="_Toc243432851" w:history="1">
+          <w:hyperlink w:anchor="_Toc243993196" w:history="1">
             <w:r>
               <w:rPr>
                 <w:rStyle w:val="Hipervnculo"/>
@@ -1652,7 +1794,7 @@
               <w:rPr>
                 <w:noProof/>
               </w:rPr>
-              <w:instrText xml:space="preserve"> PAGEREF _Toc243432851 \h </w:instrText>
+              <w:instrText xml:space="preserve"> PAGEREF _Toc243993196 \h </w:instrText>
             </w:r>
             <w:r>
               <w:rPr>
@@ -1689,7 +1831,7 @@
               <w:noProof/>
             </w:rPr>
           </w:pPr>
-          <w:hyperlink w:anchor="_Toc243432852" w:history="1">
+          <w:hyperlink w:anchor="_Toc243993197" w:history="1">
             <w:r>
               <w:rPr>
                 <w:rStyle w:val="Hipervnculo"/>
@@ -1713,7 +1855,7 @@
               <w:rPr>
                 <w:noProof/>
               </w:rPr>
-              <w:instrText xml:space="preserve"> PAGEREF _Toc243432852 \h </w:instrText>
+              <w:instrText xml:space="preserve"> PAGEREF _Toc243993197 \h </w:instrText>
             </w:r>
             <w:r>
               <w:rPr>
@@ -1750,7 +1892,7 @@
               <w:noProof/>
             </w:rPr>
           </w:pPr>
-          <w:hyperlink w:anchor="_Toc243432853" w:history="1">
+          <w:hyperlink w:anchor="_Toc243993198" w:history="1">
             <w:r>
               <w:rPr>
                 <w:rStyle w:val="Hipervnculo"/>
@@ -1774,7 +1916,7 @@
               <w:rPr>
                 <w:noProof/>
               </w:rPr>
-              <w:instrText xml:space="preserve"> PAGEREF _Toc243432853 \h </w:instrText>
+              <w:instrText xml:space="preserve"> PAGEREF _Toc243993198 \h </w:instrText>
             </w:r>
             <w:r>
               <w:rPr>
@@ -1811,7 +1953,7 @@
               <w:noProof/>
             </w:rPr>
           </w:pPr>
-          <w:hyperlink w:anchor="_Toc243432854" w:history="1">
+          <w:hyperlink w:anchor="_Toc243993199" w:history="1">
             <w:r>
               <w:rPr>
                 <w:rStyle w:val="Hipervnculo"/>
@@ -1835,7 +1977,7 @@
               <w:rPr>
                 <w:noProof/>
               </w:rPr>
-              <w:instrText xml:space="preserve"> PAGEREF _Toc243432854 \h </w:instrText>
+              <w:instrText xml:space="preserve"> PAGEREF _Toc243993199 \h </w:instrText>
             </w:r>
             <w:r>
               <w:rPr>
@@ -1872,7 +2014,7 @@
               <w:noProof/>
             </w:rPr>
           </w:pPr>
-          <w:hyperlink w:anchor="_Toc243432855" w:history="1">
+          <w:hyperlink w:anchor="_Toc243993200" w:history="1">
             <w:r>
               <w:rPr>
                 <w:rStyle w:val="Hipervnculo"/>
@@ -1896,7 +2038,7 @@
               <w:rPr>
                 <w:noProof/>
               </w:rPr>
-              <w:instrText xml:space="preserve"> PAGEREF _Toc243432855 \h </w:instrText>
+              <w:instrText xml:space="preserve"> PAGEREF _Toc243993200 \h </w:instrText>
             </w:r>
             <w:r>
               <w:rPr>
@@ -1933,7 +2075,7 @@
               <w:noProof/>
             </w:rPr>
           </w:pPr>
-          <w:hyperlink w:anchor="_Toc243432856" w:history="1">
+          <w:hyperlink w:anchor="_Toc243993201" w:history="1">
             <w:r>
               <w:rPr>
                 <w:rStyle w:val="Hipervnculo"/>
@@ -1957,7 +2099,7 @@
               <w:rPr>
                 <w:noProof/>
               </w:rPr>
-              <w:instrText xml:space="preserve"> PAGEREF _Toc243432856 \h </w:instrText>
+              <w:instrText xml:space="preserve"> PAGEREF _Toc243993201 \h </w:instrText>
             </w:r>
             <w:r>
               <w:rPr>
@@ -1994,7 +2136,7 @@
               <w:noProof/>
             </w:rPr>
           </w:pPr>
-          <w:hyperlink w:anchor="_Toc243432857" w:history="1">
+          <w:hyperlink w:anchor="_Toc243993202" w:history="1">
             <w:r>
               <w:rPr>
                 <w:rStyle w:val="Hipervnculo"/>
@@ -2018,7 +2160,7 @@
               <w:rPr>
                 <w:noProof/>
               </w:rPr>
-              <w:instrText xml:space="preserve"> PAGEREF _Toc243432857 \h </w:instrText>
+              <w:instrText xml:space="preserve"> PAGEREF _Toc243993202 \h </w:instrText>
             </w:r>
             <w:r>
               <w:rPr>
@@ -2055,7 +2197,7 @@
               <w:noProof/>
             </w:rPr>
           </w:pPr>
-          <w:hyperlink w:anchor="_Toc243432858" w:history="1">
+          <w:hyperlink w:anchor="_Toc243993203" w:history="1">
             <w:r>
               <w:rPr>
                 <w:rStyle w:val="Hipervnculo"/>
@@ -2079,7 +2221,7 @@
               <w:rPr>
                 <w:noProof/>
               </w:rPr>
-              <w:instrText xml:space="preserve"> PAGEREF _Toc243432858 \h </w:instrText>
+              <w:instrText xml:space="preserve"> PAGEREF _Toc243993203 \h </w:instrText>
             </w:r>
             <w:r>
               <w:rPr>
@@ -2116,7 +2258,7 @@
               <w:noProof/>
             </w:rPr>
           </w:pPr>
-          <w:hyperlink w:anchor="_Toc243432859" w:history="1">
+          <w:hyperlink w:anchor="_Toc243993204" w:history="1">
             <w:r>
               <w:rPr>
                 <w:rStyle w:val="Hipervnculo"/>
@@ -2140,7 +2282,7 @@
               <w:rPr>
                 <w:noProof/>
               </w:rPr>
-              <w:instrText xml:space="preserve"> PAGEREF _Toc243432859 \h </w:instrText>
+              <w:instrText xml:space="preserve"> PAGEREF _Toc243993204 \h </w:instrText>
             </w:r>
             <w:r>
               <w:rPr>
@@ -2177,7 +2319,7 @@
               <w:noProof/>
             </w:rPr>
           </w:pPr>
-          <w:hyperlink w:anchor="_Toc243432860" w:history="1">
+          <w:hyperlink w:anchor="_Toc243993205" w:history="1">
             <w:r>
               <w:rPr>
                 <w:rStyle w:val="Hipervnculo"/>
@@ -2201,7 +2343,7 @@
               <w:rPr>
                 <w:noProof/>
               </w:rPr>
-              <w:instrText xml:space="preserve"> PAGEREF _Toc243432860 \h </w:instrText>
+              <w:instrText xml:space="preserve"> PAGEREF _Toc243993205 \h </w:instrText>
             </w:r>
             <w:r>
               <w:rPr>
@@ -2238,7 +2380,7 @@
               <w:noProof/>
             </w:rPr>
           </w:pPr>
-          <w:hyperlink w:anchor="_Toc243432861" w:history="1">
+          <w:hyperlink w:anchor="_Toc243993206" w:history="1">
             <w:r>
               <w:rPr>
                 <w:rStyle w:val="Hipervnculo"/>
@@ -2262,7 +2404,7 @@
               <w:rPr>
                 <w:noProof/>
               </w:rPr>
-              <w:instrText xml:space="preserve"> PAGEREF _Toc243432861 \h </w:instrText>
+              <w:instrText xml:space="preserve"> PAGEREF _Toc243993206 \h </w:instrText>
             </w:r>
             <w:r>
               <w:rPr>
@@ -2299,7 +2441,7 @@
               <w:noProof/>
             </w:rPr>
           </w:pPr>
-          <w:hyperlink w:anchor="_Toc243432862" w:history="1">
+          <w:hyperlink w:anchor="_Toc243993207" w:history="1">
             <w:r>
               <w:rPr>
                 <w:rStyle w:val="Hipervnculo"/>
@@ -2323,7 +2465,7 @@
               <w:rPr>
                 <w:noProof/>
               </w:rPr>
-              <w:instrText xml:space="preserve"> PAGEREF _Toc243432862 \h </w:instrText>
+              <w:instrText xml:space="preserve"> PAGEREF _Toc243993207 \h </w:instrText>
             </w:r>
             <w:r>
               <w:rPr>
@@ -2360,7 +2502,7 @@
               <w:noProof/>
             </w:rPr>
           </w:pPr>
-          <w:hyperlink w:anchor="_Toc243432863" w:history="1">
+          <w:hyperlink w:anchor="_Toc243993208" w:history="1">
             <w:r>
               <w:rPr>
                 <w:rStyle w:val="Hipervnculo"/>
@@ -2384,7 +2526,7 @@
               <w:rPr>
                 <w:noProof/>
               </w:rPr>
-              <w:instrText xml:space="preserve"> PAGEREF _Toc243432863 \h </w:instrText>
+              <w:instrText xml:space="preserve"> PAGEREF _Toc243993208 \h </w:instrText>
             </w:r>
             <w:r>
               <w:rPr>
@@ -2421,7 +2563,7 @@
               <w:noProof/>
             </w:rPr>
           </w:pPr>
-          <w:hyperlink w:anchor="_Toc243432864" w:history="1">
+          <w:hyperlink w:anchor="_Toc243993209" w:history="1">
             <w:r>
               <w:rPr>
                 <w:rStyle w:val="Hipervnculo"/>
@@ -2445,7 +2587,7 @@
               <w:rPr>
                 <w:noProof/>
               </w:rPr>
-              <w:instrText xml:space="preserve"> PAGEREF _Toc243432864 \h </w:instrText>
+              <w:instrText xml:space="preserve"> PAGEREF _Toc243993209 \h </w:instrText>
             </w:r>
             <w:r>
               <w:rPr>
@@ -2482,7 +2624,7 @@
               <w:noProof/>
             </w:rPr>
           </w:pPr>
-          <w:hyperlink w:anchor="_Toc243432865" w:history="1">
+          <w:hyperlink w:anchor="_Toc243993210" w:history="1">
             <w:r>
               <w:rPr>
                 <w:rStyle w:val="Hipervnculo"/>
@@ -2506,7 +2648,7 @@
               <w:rPr>
                 <w:noProof/>
               </w:rPr>
-              <w:instrText xml:space="preserve"> PAGEREF _Toc243432865 \h </w:instrText>
+              <w:instrText xml:space="preserve"> PAGEREF _Toc243993210 \h </w:instrText>
             </w:r>
             <w:r>
               <w:rPr>
@@ -2543,7 +2685,7 @@
               <w:noProof/>
             </w:rPr>
           </w:pPr>
-          <w:hyperlink w:anchor="_Toc243432866" w:history="1">
+          <w:hyperlink w:anchor="_Toc243993211" w:history="1">
             <w:r>
               <w:rPr>
                 <w:rStyle w:val="Hipervnculo"/>
@@ -2567,7 +2709,7 @@
               <w:rPr>
                 <w:noProof/>
               </w:rPr>
-              <w:instrText xml:space="preserve"> PAGEREF _Toc243432866 \h </w:instrText>
+              <w:instrText xml:space="preserve"> PAGEREF _Toc243993211 \h </w:instrText>
             </w:r>
             <w:r>
               <w:rPr>
@@ -2604,7 +2746,7 @@
               <w:noProof/>
             </w:rPr>
           </w:pPr>
-          <w:hyperlink w:anchor="_Toc243432867" w:history="1">
+          <w:hyperlink w:anchor="_Toc243993212" w:history="1">
             <w:r>
               <w:rPr>
                 <w:rStyle w:val="Hipervnculo"/>
@@ -2628,7 +2770,7 @@
               <w:rPr>
                 <w:noProof/>
               </w:rPr>
-              <w:instrText xml:space="preserve"> PAGEREF _Toc243432867 \h </w:instrText>
+              <w:instrText xml:space="preserve"> PAGEREF _Toc243993212 \h </w:instrText>
             </w:r>
             <w:r>
               <w:rPr>
@@ -2665,7 +2807,7 @@
               <w:noProof/>
             </w:rPr>
           </w:pPr>
-          <w:hyperlink w:anchor="_Toc243432868" w:history="1">
+          <w:hyperlink w:anchor="_Toc243993213" w:history="1">
             <w:r>
               <w:rPr>
                 <w:rStyle w:val="Hipervnculo"/>
@@ -2689,7 +2831,7 @@
               <w:rPr>
                 <w:noProof/>
               </w:rPr>
-              <w:instrText xml:space="preserve"> PAGEREF _Toc243432868 \h </w:instrText>
+              <w:instrText xml:space="preserve"> PAGEREF _Toc243993213 \h </w:instrText>
             </w:r>
             <w:r>
               <w:rPr>
@@ -2726,7 +2868,7 @@
               <w:noProof/>
             </w:rPr>
           </w:pPr>
-          <w:hyperlink w:anchor="_Toc243432869" w:history="1">
+          <w:hyperlink w:anchor="_Toc243993214" w:history="1">
             <w:r>
               <w:rPr>
                 <w:rStyle w:val="Hipervnculo"/>
@@ -2750,7 +2892,7 @@
               <w:rPr>
                 <w:noProof/>
               </w:rPr>
-              <w:instrText xml:space="preserve"> PAGEREF _Toc243432869 \h </w:instrText>
+              <w:instrText xml:space="preserve"> PAGEREF _Toc243993214 \h </w:instrText>
             </w:r>
             <w:r>
               <w:rPr>
@@ -2787,7 +2929,7 @@
               <w:noProof/>
             </w:rPr>
           </w:pPr>
-          <w:hyperlink w:anchor="_Toc243432870" w:history="1">
+          <w:hyperlink w:anchor="_Toc243993215" w:history="1">
             <w:r>
               <w:rPr>
                 <w:rStyle w:val="Hipervnculo"/>
@@ -2811,7 +2953,7 @@
               <w:rPr>
                 <w:noProof/>
               </w:rPr>
-              <w:instrText xml:space="preserve"> PAGEREF _Toc243432870 \h </w:instrText>
+              <w:instrText xml:space="preserve"> PAGEREF _Toc243993215 \h </w:instrText>
             </w:r>
             <w:r>
               <w:rPr>
@@ -2848,7 +2990,7 @@
               <w:noProof/>
             </w:rPr>
           </w:pPr>
-          <w:hyperlink w:anchor="_Toc243432871" w:history="1">
+          <w:hyperlink w:anchor="_Toc243993216" w:history="1">
             <w:r>
               <w:rPr>
                 <w:rStyle w:val="Hipervnculo"/>
@@ -2872,7 +3014,7 @@
               <w:rPr>
                 <w:noProof/>
               </w:rPr>
-              <w:instrText xml:space="preserve"> PAGEREF _Toc243432871 \h </w:instrText>
+              <w:instrText xml:space="preserve"> PAGEREF _Toc243993216 \h </w:instrText>
             </w:r>
             <w:r>
               <w:rPr>
@@ -2909,7 +3051,7 @@
               <w:noProof/>
             </w:rPr>
           </w:pPr>
-          <w:hyperlink w:anchor="_Toc243432872" w:history="1">
+          <w:hyperlink w:anchor="_Toc243993217" w:history="1">
             <w:r>
               <w:rPr>
                 <w:rStyle w:val="Hipervnculo"/>
@@ -2933,7 +3075,7 @@
               <w:rPr>
                 <w:noProof/>
               </w:rPr>
-              <w:instrText xml:space="preserve"> PAGEREF _Toc243432872 \h </w:instrText>
+              <w:instrText xml:space="preserve"> PAGEREF _Toc243993217 \h </w:instrText>
             </w:r>
             <w:r>
               <w:rPr>
@@ -2970,7 +3112,7 @@
               <w:noProof/>
             </w:rPr>
           </w:pPr>
-          <w:hyperlink w:anchor="_Toc243432873" w:history="1">
+          <w:hyperlink w:anchor="_Toc243993218" w:history="1">
             <w:r>
               <w:rPr>
                 <w:rStyle w:val="Hipervnculo"/>
@@ -2994,7 +3136,7 @@
               <w:rPr>
                 <w:noProof/>
               </w:rPr>
-              <w:instrText xml:space="preserve"> PAGEREF _Toc243432873 \h </w:instrText>
+              <w:instrText xml:space="preserve"> PAGEREF _Toc243993218 \h </w:instrText>
             </w:r>
             <w:r>
               <w:rPr>
@@ -3031,7 +3173,7 @@
               <w:noProof/>
             </w:rPr>
           </w:pPr>
-          <w:hyperlink w:anchor="_Toc243432874" w:history="1">
+          <w:hyperlink w:anchor="_Toc243993219" w:history="1">
             <w:r>
               <w:rPr>
                 <w:rStyle w:val="Hipervnculo"/>
@@ -3055,7 +3197,7 @@
               <w:rPr>
                 <w:noProof/>
               </w:rPr>
-              <w:instrText xml:space="preserve"> PAGEREF _Toc243432874 \h </w:instrText>
+              <w:instrText xml:space="preserve"> PAGEREF _Toc243993219 \h </w:instrText>
             </w:r>
             <w:r>
               <w:rPr>
@@ -3092,7 +3234,7 @@
               <w:noProof/>
             </w:rPr>
           </w:pPr>
-          <w:hyperlink w:anchor="_Toc243432875" w:history="1">
+          <w:hyperlink w:anchor="_Toc243993220" w:history="1">
             <w:r>
               <w:rPr>
                 <w:rStyle w:val="Hipervnculo"/>
@@ -3116,7 +3258,7 @@
               <w:rPr>
                 <w:noProof/>
               </w:rPr>
-              <w:instrText xml:space="preserve"> PAGEREF _Toc243432875 \h </w:instrText>
+              <w:instrText xml:space="preserve"> PAGEREF _Toc243993220 \h </w:instrText>
             </w:r>
             <w:r>
               <w:rPr>
@@ -3153,7 +3295,7 @@
               <w:noProof/>
             </w:rPr>
           </w:pPr>
-          <w:hyperlink w:anchor="_Toc243432876" w:history="1">
+          <w:hyperlink w:anchor="_Toc243993221" w:history="1">
             <w:r>
               <w:rPr>
                 <w:rStyle w:val="Hipervnculo"/>
@@ -3177,7 +3319,7 @@
               <w:rPr>
                 <w:noProof/>
               </w:rPr>
-              <w:instrText xml:space="preserve"> PAGEREF _Toc243432876 \h </w:instrText>
+              <w:instrText xml:space="preserve"> PAGEREF _Toc243993221 \h </w:instrText>
             </w:r>
             <w:r>
               <w:rPr>
@@ -3216,7 +3358,7 @@
         <w:pStyle w:val="Ttulo1"/>
         <w:pageBreakBefore/>
       </w:pPr>
-      <w:bookmarkStart w:id="0" w:name="_Toc243432834"/>
+      <w:bookmarkStart w:id="0" w:name="_Toc243993178"/>
       <w:r>
         <w:t>1. Introducción</w:t>
       </w:r>
@@ -3283,7 +3425,7 @@
       <w:pPr>
         <w:pStyle w:val="Ttulo2"/>
       </w:pPr>
-      <w:bookmarkStart w:id="1" w:name="_Toc243432835"/>
+      <w:bookmarkStart w:id="1" w:name="_Toc243993179"/>
       <w:r>
         <w:t>1.1 Quién usa el sistema</w:t>
       </w:r>
@@ -3633,7 +3775,7 @@
       <w:pPr>
         <w:pStyle w:val="Ttulo1"/>
       </w:pPr>
-      <w:bookmarkStart w:id="2" w:name="_Toc243432836"/>
+      <w:bookmarkStart w:id="2" w:name="_Toc243993180"/>
       <w:r>
         <w:t>2. Antes de empezar</w:t>
       </w:r>
@@ -3643,7 +3785,7 @@
       <w:pPr>
         <w:pStyle w:val="Ttulo2"/>
       </w:pPr>
-      <w:bookmarkStart w:id="3" w:name="_Toc243432837"/>
+      <w:bookmarkStart w:id="3" w:name="_Toc243993181"/>
       <w:r>
         <w:t>2.1 Lo que se necesita</w:t>
       </w:r>
@@ -3715,7 +3857,7 @@
       <w:pPr>
         <w:pStyle w:val="Ttulo2"/>
       </w:pPr>
-      <w:bookmarkStart w:id="4" w:name="_Toc243432838"/>
+      <w:bookmarkStart w:id="4" w:name="_Toc243993182"/>
       <w:r>
         <w:t>2.2 La dirección del sistema</w:t>
       </w:r>
@@ -3735,6 +3877,267 @@
           <w:bCs/>
         </w:rPr>
         <w:t>carnetchivarreto.com</w:t>
+      </w:r>
+    </w:p>
+    <w:p>
+      <w:pPr>
+        <w:spacing w:after="140" w:line="300" w:lineRule="auto"/>
+        <w:jc w:val="both"/>
+      </w:pPr>
+      <w:r>
+        <w:rPr>
+          <w:b/>
+          <w:bCs/>
+        </w:rPr>
+        <w:t>Para practicar:</w:t>
+      </w:r>
+      <w:r>
+        <w:t xml:space="preserve"> en </w:t>
+      </w:r>
+      <w:r>
+        <w:rPr>
+          <w:b/>
+          <w:bCs/>
+        </w:rPr>
+        <w:t>pruebas.carnetchivarreto.com</w:t>
+      </w:r>
+      <w:r>
+        <w:t xml:space="preserve"> está el ambiente de demostración, con niños inventados y una franja amarilla arriba. Ahí se puede probar todo sin tocar los datos reales. La cuenta de ese ambiente la da el administrador.</w:t>
+      </w:r>
+    </w:p>
+    <w:p>
+      <w:pPr>
+        <w:pStyle w:val="Ttulo2"/>
+      </w:pPr>
+      <w:bookmarkStart w:id="5" w:name="_Toc243993183"/>
+      <w:r>
+        <w:t>2.3 Instalar la aplicación en el teléfono</w:t>
+      </w:r>
+      <w:bookmarkEnd w:id="5"/>
+    </w:p>
+    <w:p>
+      <w:pPr>
+        <w:spacing w:after="140" w:line="300" w:lineRule="auto"/>
+        <w:jc w:val="both"/>
+      </w:pPr>
+      <w:r>
+        <w:t>El Carnet Digital se instala como una aplicación más del teléfono: queda con su ícono verde junto a las demás y se abre a pantalla completa, sin la barra del navegador. No se descarga de la tienda de aplicaciones ni ocupa espacio: es el mismo sistema, con los mismos datos.</w:t>
+      </w:r>
+    </w:p>
+    <w:p>
+      <w:pPr>
+        <w:keepNext/>
+        <w:spacing w:after="140" w:line="300" w:lineRule="auto"/>
+        <w:jc w:val="both"/>
+      </w:pPr>
+      <w:r>
+        <w:rPr>
+          <w:b/>
+          <w:bCs/>
+        </w:rPr>
+        <w:t>En un teléfono Android (Chrome):</w:t>
+      </w:r>
+    </w:p>
+    <w:p>
+      <w:pPr>
+        <w:pStyle w:val="Prrafodelista"/>
+        <w:numPr>
+          <w:ilvl w:val="0"/>
+          <w:numId w:val="3"/>
+        </w:numPr>
+        <w:spacing w:after="80" w:line="290" w:lineRule="auto"/>
+      </w:pPr>
+      <w:r>
+        <w:t xml:space="preserve">Abra </w:t>
+      </w:r>
+      <w:r>
+        <w:rPr>
+          <w:b/>
+          <w:bCs/>
+        </w:rPr>
+        <w:t>carnetchivarreto.com</w:t>
+      </w:r>
+      <w:r>
+        <w:t xml:space="preserve"> en Chrome y espere unos segundos con la página abierta.</w:t>
+      </w:r>
+    </w:p>
+    <w:p>
+      <w:pPr>
+        <w:pStyle w:val="Prrafodelista"/>
+        <w:numPr>
+          <w:ilvl w:val="0"/>
+          <w:numId w:val="3"/>
+        </w:numPr>
+        <w:spacing w:after="80" w:line="290" w:lineRule="auto"/>
+      </w:pPr>
+      <w:r>
+        <w:t xml:space="preserve">Toque el menú de los </w:t>
+      </w:r>
+      <w:r>
+        <w:rPr>
+          <w:b/>
+          <w:bCs/>
+        </w:rPr>
+        <w:t>tres puntos</w:t>
+      </w:r>
+      <w:r>
+        <w:t xml:space="preserve"> (arriba a la derecha) y elija </w:t>
+      </w:r>
+      <w:r>
+        <w:rPr>
+          <w:b/>
+          <w:bCs/>
+        </w:rPr>
+        <w:t>Instalar aplicación</w:t>
+      </w:r>
+      <w:r>
+        <w:t xml:space="preserve">. En algunos teléfonos dice </w:t>
+      </w:r>
+      <w:r>
+        <w:rPr>
+          <w:b/>
+          <w:bCs/>
+        </w:rPr>
+        <w:t>Agregar a la pantalla principal</w:t>
+      </w:r>
+      <w:r>
+        <w:t xml:space="preserve"> y después </w:t>
+      </w:r>
+      <w:r>
+        <w:rPr>
+          <w:b/>
+          <w:bCs/>
+        </w:rPr>
+        <w:t>Instalar</w:t>
+      </w:r>
+      <w:r>
+        <w:t>.</w:t>
+      </w:r>
+    </w:p>
+    <w:p>
+      <w:pPr>
+        <w:pStyle w:val="Prrafodelista"/>
+        <w:numPr>
+          <w:ilvl w:val="0"/>
+          <w:numId w:val="3"/>
+        </w:numPr>
+        <w:spacing w:after="80" w:line="290" w:lineRule="auto"/>
+      </w:pPr>
+      <w:r>
+        <w:t xml:space="preserve">Confirme con </w:t>
+      </w:r>
+      <w:r>
+        <w:rPr>
+          <w:b/>
+          <w:bCs/>
+        </w:rPr>
+        <w:t>Instalar</w:t>
+      </w:r>
+      <w:r>
+        <w:t xml:space="preserve">. Aparece </w:t>
+      </w:r>
+      <w:r>
+        <w:rPr>
+          <w:b/>
+          <w:bCs/>
+        </w:rPr>
+        <w:t>Carnet Digital</w:t>
+      </w:r>
+      <w:r>
+        <w:t xml:space="preserve"> entre sus aplicaciones.</w:t>
+      </w:r>
+    </w:p>
+    <w:p>
+      <w:pPr>
+        <w:keepNext/>
+        <w:spacing w:after="140" w:line="300" w:lineRule="auto"/>
+        <w:jc w:val="both"/>
+      </w:pPr>
+      <w:r>
+        <w:rPr>
+          <w:b/>
+          <w:bCs/>
+        </w:rPr>
+        <w:t>En un iPhone (Safari):</w:t>
+      </w:r>
+    </w:p>
+    <w:p>
+      <w:pPr>
+        <w:pStyle w:val="Prrafodelista"/>
+        <w:numPr>
+          <w:ilvl w:val="0"/>
+          <w:numId w:val="4"/>
+        </w:numPr>
+        <w:spacing w:after="80" w:line="290" w:lineRule="auto"/>
+      </w:pPr>
+      <w:r>
+        <w:t xml:space="preserve">Abra </w:t>
+      </w:r>
+      <w:r>
+        <w:rPr>
+          <w:b/>
+          <w:bCs/>
+        </w:rPr>
+        <w:t>carnetchivarreto.com</w:t>
+      </w:r>
+      <w:r>
+        <w:t xml:space="preserve"> en Safari.</w:t>
+      </w:r>
+    </w:p>
+    <w:p>
+      <w:pPr>
+        <w:pStyle w:val="Prrafodelista"/>
+        <w:numPr>
+          <w:ilvl w:val="0"/>
+          <w:numId w:val="4"/>
+        </w:numPr>
+        <w:spacing w:after="80" w:line="290" w:lineRule="auto"/>
+      </w:pPr>
+      <w:r>
+        <w:t xml:space="preserve">Toque el botón </w:t>
+      </w:r>
+      <w:r>
+        <w:rPr>
+          <w:b/>
+          <w:bCs/>
+        </w:rPr>
+        <w:t>Compartir</w:t>
+      </w:r>
+      <w:r>
+        <w:t xml:space="preserve"> (el cuadro con la flecha hacia arriba) y elija </w:t>
+      </w:r>
+      <w:r>
+        <w:rPr>
+          <w:b/>
+          <w:bCs/>
+        </w:rPr>
+        <w:t>Agregar a inicio</w:t>
+      </w:r>
+      <w:r>
+        <w:t>.</w:t>
+      </w:r>
+    </w:p>
+    <w:p>
+      <w:pPr>
+        <w:pStyle w:val="Prrafodelista"/>
+        <w:numPr>
+          <w:ilvl w:val="0"/>
+          <w:numId w:val="4"/>
+        </w:numPr>
+        <w:spacing w:after="80" w:line="290" w:lineRule="auto"/>
+      </w:pPr>
+      <w:r>
+        <w:t xml:space="preserve">Toque </w:t>
+      </w:r>
+      <w:r>
+        <w:rPr>
+          <w:b/>
+          <w:bCs/>
+        </w:rPr>
+        <w:t>Agregar</w:t>
+      </w:r>
+      <w:r>
+        <w:t>.</w:t>
       </w:r>
     </w:p>
     <w:tbl>
@@ -3776,19 +4179,26 @@
             </w:pPr>
             <w:r>
               <w:rPr>
+                <w:sz w:val="20"/>
+                <w:szCs w:val="20"/>
+              </w:rPr>
+              <w:t xml:space="preserve">Si antes creó un </w:t>
+            </w:r>
+            <w:r>
+              <w:rPr>
                 <w:b/>
                 <w:bCs/>
                 <w:sz w:val="20"/>
                 <w:szCs w:val="20"/>
               </w:rPr>
-              <w:t>Consejo para el teléfono:</w:t>
+              <w:t>acceso directo</w:t>
             </w:r>
             <w:r>
               <w:rPr>
                 <w:sz w:val="20"/>
                 <w:szCs w:val="20"/>
               </w:rPr>
-              <w:t xml:space="preserve"> para abrirlo como una aplicación, entre a la dirección en Chrome, toque el menú de los tres puntos (arriba a la derecha) y elija </w:t>
+              <w:t xml:space="preserve"> (un ícono con la letra C que se abre dentro de Chrome), bórrelo e instale la aplicación. El ambiente de práctica se instala igual desde pruebas.carnetchivarreto.com: su ícono es </w:t>
             </w:r>
             <w:r>
               <w:rPr>
@@ -3797,14 +4207,30 @@
                 <w:sz w:val="20"/>
                 <w:szCs w:val="20"/>
               </w:rPr>
-              <w:t>Agregar a la pantalla principal</w:t>
+              <w:t>naranja</w:t>
             </w:r>
             <w:r>
               <w:rPr>
                 <w:sz w:val="20"/>
                 <w:szCs w:val="20"/>
               </w:rPr>
-              <w:t>. Aparecerá un icono junto a sus otras aplicaciones.</w:t>
+              <w:t xml:space="preserve"> y se llama </w:t>
+            </w:r>
+            <w:r>
+              <w:rPr>
+                <w:b/>
+                <w:bCs/>
+                <w:sz w:val="20"/>
+                <w:szCs w:val="20"/>
+              </w:rPr>
+              <w:t>Carnet pruebas</w:t>
+            </w:r>
+            <w:r>
+              <w:rPr>
+                <w:sz w:val="20"/>
+                <w:szCs w:val="20"/>
+              </w:rPr>
+              <w:t>, para no confundirlo con el real.</w:t>
             </w:r>
           </w:p>
         </w:tc>
@@ -3820,36 +4246,39 @@
         <w:spacing w:after="140" w:line="300" w:lineRule="auto"/>
         <w:jc w:val="both"/>
       </w:pPr>
+      <w:r>
+        <w:t xml:space="preserve">La aplicación necesita internet, igual que la página. Sin conexión muestra el aviso </w:t>
+      </w:r>
       <w:r>
         <w:rPr>
           <w:b/>
           <w:bCs/>
         </w:rPr>
-        <w:t>Para practicar:</w:t>
-      </w:r>
-      <w:r>
-        <w:t xml:space="preserve"> en </w:t>
+        <w:t>Sin conexión a internet</w:t>
+      </w:r>
+      <w:r>
+        <w:t xml:space="preserve"> con el botón </w:t>
       </w:r>
       <w:r>
         <w:rPr>
           <w:b/>
           <w:bCs/>
         </w:rPr>
-        <w:t>pruebas.carnetchivarreto.com</w:t>
-      </w:r>
-      <w:r>
-        <w:t xml:space="preserve"> está el ambiente de demostración, con niños inventados y una franja amarilla arriba. Ahí se puede probar todo sin tocar los datos reales. La cuenta de ese ambiente la da el administrador.</w:t>
+        <w:t>Volver a intentar</w:t>
+      </w:r>
+      <w:r>
+        <w:t>. Por seguridad, no guarda en el teléfono ningún dato de los niños.</w:t>
       </w:r>
     </w:p>
     <w:p>
       <w:pPr>
         <w:pStyle w:val="Ttulo2"/>
       </w:pPr>
-      <w:bookmarkStart w:id="5" w:name="_Toc243432839"/>
-      <w:r>
-        <w:t>2.3 Cómo leer los resultados</w:t>
-      </w:r>
-      <w:bookmarkEnd w:id="5"/>
+      <w:bookmarkStart w:id="6" w:name="_Toc243993184"/>
+      <w:r>
+        <w:t>2.4 Cómo leer los resultados</w:t>
+      </w:r>
+      <w:bookmarkEnd w:id="6"/>
     </w:p>
     <w:p>
       <w:pPr>
@@ -4545,11 +4974,11 @@
       <w:pPr>
         <w:pStyle w:val="Ttulo1"/>
       </w:pPr>
-      <w:bookmarkStart w:id="6" w:name="_Toc243432840"/>
+      <w:bookmarkStart w:id="7" w:name="_Toc243993185"/>
       <w:r>
         <w:t>3. Ingresar al sistema</w:t>
       </w:r>
-      <w:bookmarkEnd w:id="6"/>
+      <w:bookmarkEnd w:id="7"/>
     </w:p>
     <w:tbl>
       <w:tblPr>
@@ -4598,7 +5027,7 @@
                 <w:noProof/>
               </w:rPr>
               <w:drawing>
-                <wp:inline distT="0" distB="0" distL="0" distR="0" wp14:anchorId="6C46939C" wp14:editId="6A99AF38">
+                <wp:inline distT="0" distB="0" distL="0" distR="0" wp14:anchorId="64F5AEC7" wp14:editId="403EE2BB">
                   <wp:extent cx="1504950" cy="2305050"/>
                   <wp:effectExtent l="0" t="0" r="0" b="0"/>
                   <wp:docPr id="1" name="Imagen 1"/>
@@ -4673,7 +5102,7 @@
               <w:pStyle w:val="Prrafodelista"/>
               <w:numPr>
                 <w:ilvl w:val="0"/>
-                <w:numId w:val="3"/>
+                <w:numId w:val="5"/>
               </w:numPr>
               <w:spacing w:after="80" w:line="290" w:lineRule="auto"/>
             </w:pPr>
@@ -4696,7 +5125,7 @@
               <w:pStyle w:val="Prrafodelista"/>
               <w:numPr>
                 <w:ilvl w:val="0"/>
-                <w:numId w:val="3"/>
+                <w:numId w:val="5"/>
               </w:numPr>
               <w:spacing w:after="80" w:line="290" w:lineRule="auto"/>
             </w:pPr>
@@ -4729,7 +5158,7 @@
               <w:pStyle w:val="Prrafodelista"/>
               <w:numPr>
                 <w:ilvl w:val="0"/>
-                <w:numId w:val="3"/>
+                <w:numId w:val="5"/>
               </w:numPr>
               <w:spacing w:after="80" w:line="290" w:lineRule="auto"/>
             </w:pPr>
@@ -4768,11 +5197,11 @@
       <w:pPr>
         <w:pStyle w:val="Ttulo2"/>
       </w:pPr>
-      <w:bookmarkStart w:id="7" w:name="_Toc243432841"/>
+      <w:bookmarkStart w:id="8" w:name="_Toc243993186"/>
       <w:r>
         <w:t>3.1 Código de ingreso en un teléfono nuevo</w:t>
       </w:r>
-      <w:bookmarkEnd w:id="7"/>
+      <w:bookmarkEnd w:id="8"/>
     </w:p>
     <w:p>
       <w:pPr>
@@ -4841,7 +5270,7 @@
                 <w:noProof/>
               </w:rPr>
               <w:drawing>
-                <wp:inline distT="0" distB="0" distL="0" distR="0" wp14:anchorId="24E3F8BF" wp14:editId="58CA8576">
+                <wp:inline distT="0" distB="0" distL="0" distR="0" wp14:anchorId="478D02FD" wp14:editId="07B882B3">
                   <wp:extent cx="1504950" cy="2305050"/>
                   <wp:effectExtent l="0" t="0" r="0" b="0"/>
                   <wp:docPr id="2" name="Imagen 2"/>
@@ -4916,7 +5345,7 @@
               <w:pStyle w:val="Prrafodelista"/>
               <w:numPr>
                 <w:ilvl w:val="0"/>
-                <w:numId w:val="4"/>
+                <w:numId w:val="6"/>
               </w:numPr>
               <w:spacing w:after="80" w:line="290" w:lineRule="auto"/>
             </w:pPr>
@@ -4929,7 +5358,7 @@
               <w:pStyle w:val="Prrafodelista"/>
               <w:numPr>
                 <w:ilvl w:val="0"/>
-                <w:numId w:val="4"/>
+                <w:numId w:val="6"/>
               </w:numPr>
               <w:spacing w:after="80" w:line="290" w:lineRule="auto"/>
             </w:pPr>
@@ -4952,7 +5381,7 @@
               <w:pStyle w:val="Prrafodelista"/>
               <w:numPr>
                 <w:ilvl w:val="0"/>
-                <w:numId w:val="4"/>
+                <w:numId w:val="6"/>
               </w:numPr>
               <w:spacing w:after="80" w:line="290" w:lineRule="auto"/>
             </w:pPr>
@@ -5079,11 +5508,11 @@
       <w:pPr>
         <w:pStyle w:val="Ttulo2"/>
       </w:pPr>
-      <w:bookmarkStart w:id="8" w:name="_Toc243432842"/>
+      <w:bookmarkStart w:id="9" w:name="_Toc243993187"/>
       <w:r>
         <w:t>3.2 Primer ingreso: cambiar la contraseña</w:t>
       </w:r>
-      <w:bookmarkEnd w:id="8"/>
+      <w:bookmarkEnd w:id="9"/>
     </w:p>
     <w:p>
       <w:pPr>
@@ -5152,7 +5581,7 @@
                 <w:noProof/>
               </w:rPr>
               <w:drawing>
-                <wp:inline distT="0" distB="0" distL="0" distR="0" wp14:anchorId="6C6EE40B" wp14:editId="752F7493">
+                <wp:inline distT="0" distB="0" distL="0" distR="0" wp14:anchorId="4C7AB7E3" wp14:editId="1AED5569">
                   <wp:extent cx="1504950" cy="2305050"/>
                   <wp:effectExtent l="0" t="0" r="0" b="0"/>
                   <wp:docPr id="3" name="Imagen 3"/>
@@ -5227,7 +5656,7 @@
               <w:pStyle w:val="Prrafodelista"/>
               <w:numPr>
                 <w:ilvl w:val="0"/>
-                <w:numId w:val="5"/>
+                <w:numId w:val="7"/>
               </w:numPr>
               <w:spacing w:after="80" w:line="290" w:lineRule="auto"/>
             </w:pPr>
@@ -5260,7 +5689,7 @@
               <w:pStyle w:val="Prrafodelista"/>
               <w:numPr>
                 <w:ilvl w:val="0"/>
-                <w:numId w:val="5"/>
+                <w:numId w:val="7"/>
               </w:numPr>
               <w:spacing w:after="80" w:line="290" w:lineRule="auto"/>
             </w:pPr>
@@ -5303,7 +5732,7 @@
               <w:pStyle w:val="Prrafodelista"/>
               <w:numPr>
                 <w:ilvl w:val="0"/>
-                <w:numId w:val="5"/>
+                <w:numId w:val="7"/>
               </w:numPr>
               <w:spacing w:after="80" w:line="290" w:lineRule="auto"/>
             </w:pPr>
@@ -5333,11 +5762,11 @@
       <w:pPr>
         <w:pStyle w:val="Ttulo2"/>
       </w:pPr>
-      <w:bookmarkStart w:id="9" w:name="_Toc243432843"/>
+      <w:bookmarkStart w:id="10" w:name="_Toc243993188"/>
       <w:r>
         <w:t>3.3 ¿Olvidó su contraseña?</w:t>
       </w:r>
-      <w:bookmarkEnd w:id="9"/>
+      <w:bookmarkEnd w:id="10"/>
     </w:p>
     <w:tbl>
       <w:tblPr>
@@ -5386,7 +5815,7 @@
                 <w:noProof/>
               </w:rPr>
               <w:drawing>
-                <wp:inline distT="0" distB="0" distL="0" distR="0" wp14:anchorId="389831E6" wp14:editId="41BF2031">
+                <wp:inline distT="0" distB="0" distL="0" distR="0" wp14:anchorId="1DF25DBC" wp14:editId="7602BECC">
                   <wp:extent cx="1504950" cy="2305050"/>
                   <wp:effectExtent l="0" t="0" r="0" b="0"/>
                   <wp:docPr id="4" name="Imagen 4"/>
@@ -5461,7 +5890,7 @@
               <w:pStyle w:val="Prrafodelista"/>
               <w:numPr>
                 <w:ilvl w:val="0"/>
-                <w:numId w:val="6"/>
+                <w:numId w:val="8"/>
               </w:numPr>
               <w:spacing w:after="80" w:line="290" w:lineRule="auto"/>
             </w:pPr>
@@ -5481,7 +5910,7 @@
               <w:pStyle w:val="Prrafodelista"/>
               <w:numPr>
                 <w:ilvl w:val="0"/>
-                <w:numId w:val="6"/>
+                <w:numId w:val="8"/>
               </w:numPr>
               <w:spacing w:after="80" w:line="290" w:lineRule="auto"/>
             </w:pPr>
@@ -5514,7 +5943,7 @@
               <w:pStyle w:val="Prrafodelista"/>
               <w:numPr>
                 <w:ilvl w:val="0"/>
-                <w:numId w:val="6"/>
+                <w:numId w:val="8"/>
               </w:numPr>
               <w:spacing w:after="80" w:line="290" w:lineRule="auto"/>
             </w:pPr>
@@ -5527,7 +5956,7 @@
               <w:pStyle w:val="Prrafodelista"/>
               <w:numPr>
                 <w:ilvl w:val="0"/>
-                <w:numId w:val="6"/>
+                <w:numId w:val="8"/>
               </w:numPr>
               <w:spacing w:after="80" w:line="290" w:lineRule="auto"/>
             </w:pPr>
@@ -5566,11 +5995,11 @@
       <w:pPr>
         <w:pStyle w:val="Ttulo2"/>
       </w:pPr>
-      <w:bookmarkStart w:id="10" w:name="_Toc243432844"/>
+      <w:bookmarkStart w:id="11" w:name="_Toc243993189"/>
       <w:r>
         <w:t>3.4 Salir y cierre automático</w:t>
       </w:r>
-      <w:bookmarkEnd w:id="10"/>
+      <w:bookmarkEnd w:id="11"/>
     </w:p>
     <w:p>
       <w:pPr>
@@ -5612,11 +6041,11 @@
       <w:pPr>
         <w:pStyle w:val="Ttulo1"/>
       </w:pPr>
-      <w:bookmarkStart w:id="11" w:name="_Toc243432845"/>
+      <w:bookmarkStart w:id="12" w:name="_Toc243993190"/>
       <w:r>
         <w:t>4. El menú</w:t>
       </w:r>
-      <w:bookmarkEnd w:id="11"/>
+      <w:bookmarkEnd w:id="12"/>
     </w:p>
     <w:p>
       <w:pPr>
@@ -6065,11 +6494,11 @@
       <w:pPr>
         <w:pStyle w:val="Ttulo1"/>
       </w:pPr>
-      <w:bookmarkStart w:id="12" w:name="_Toc243432846"/>
+      <w:bookmarkStart w:id="13" w:name="_Toc243993191"/>
       <w:r>
         <w:t>5. Seguimiento: los niños en riesgo</w:t>
       </w:r>
-      <w:bookmarkEnd w:id="12"/>
+      <w:bookmarkEnd w:id="13"/>
     </w:p>
     <w:p>
       <w:pPr>
@@ -6148,7 +6577,7 @@
                 <w:noProof/>
               </w:rPr>
               <w:drawing>
-                <wp:inline distT="0" distB="0" distL="0" distR="0" wp14:anchorId="5C42D742" wp14:editId="0B48E88E">
+                <wp:inline distT="0" distB="0" distL="0" distR="0" wp14:anchorId="625E9F94" wp14:editId="631CDA30">
                   <wp:extent cx="1504950" cy="2305050"/>
                   <wp:effectExtent l="0" t="0" r="0" b="0"/>
                   <wp:docPr id="5" name="Imagen 5"/>
@@ -6357,7 +6786,7 @@
           <w:noProof/>
         </w:rPr>
         <w:drawing>
-          <wp:inline distT="0" distB="0" distL="0" distR="0" wp14:anchorId="070E4071" wp14:editId="48CAF303">
+          <wp:inline distT="0" distB="0" distL="0" distR="0" wp14:anchorId="64EB5314" wp14:editId="32DF18D5">
             <wp:extent cx="5334000" cy="3333750"/>
             <wp:effectExtent l="0" t="0" r="0" b="0"/>
             <wp:docPr id="6" name="Imagen 6"/>
@@ -6415,11 +6844,11 @@
       <w:pPr>
         <w:pStyle w:val="Ttulo1"/>
       </w:pPr>
-      <w:bookmarkStart w:id="13" w:name="_Toc243432847"/>
+      <w:bookmarkStart w:id="14" w:name="_Toc243993192"/>
       <w:r>
         <w:t>6. Niños registrados</w:t>
       </w:r>
-      <w:bookmarkEnd w:id="13"/>
+      <w:bookmarkEnd w:id="14"/>
     </w:p>
     <w:p>
       <w:pPr>
@@ -6478,7 +6907,7 @@
                 <w:noProof/>
               </w:rPr>
               <w:drawing>
-                <wp:inline distT="0" distB="0" distL="0" distR="0" wp14:anchorId="2CD98A44" wp14:editId="309A13D1">
+                <wp:inline distT="0" distB="0" distL="0" distR="0" wp14:anchorId="33C872CE" wp14:editId="2BE910FE">
                   <wp:extent cx="1504950" cy="2305050"/>
                   <wp:effectExtent l="0" t="0" r="0" b="0"/>
                   <wp:docPr id="7" name="Imagen 7"/>
@@ -6755,11 +7184,11 @@
       <w:pPr>
         <w:pStyle w:val="Ttulo1"/>
       </w:pPr>
-      <w:bookmarkStart w:id="14" w:name="_Toc243432848"/>
+      <w:bookmarkStart w:id="15" w:name="_Toc243993193"/>
       <w:r>
         <w:t>7. Registrar un niño</w:t>
       </w:r>
-      <w:bookmarkEnd w:id="14"/>
+      <w:bookmarkEnd w:id="15"/>
     </w:p>
     <w:p>
       <w:pPr>
@@ -6828,7 +7257,7 @@
                 <w:noProof/>
               </w:rPr>
               <w:drawing>
-                <wp:inline distT="0" distB="0" distL="0" distR="0" wp14:anchorId="21F70CD9" wp14:editId="1DB4A518">
+                <wp:inline distT="0" distB="0" distL="0" distR="0" wp14:anchorId="273DB70B" wp14:editId="05A3E183">
                   <wp:extent cx="1504950" cy="3333750"/>
                   <wp:effectExtent l="0" t="0" r="0" b="0"/>
                   <wp:docPr id="8" name="Imagen 8"/>
@@ -6938,11 +7367,11 @@
       <w:pPr>
         <w:pStyle w:val="Ttulo2"/>
       </w:pPr>
-      <w:bookmarkStart w:id="15" w:name="_Toc243432849"/>
+      <w:bookmarkStart w:id="16" w:name="_Toc243993194"/>
       <w:r>
         <w:t>7.1 Datos que se piden</w:t>
       </w:r>
-      <w:bookmarkEnd w:id="15"/>
+      <w:bookmarkEnd w:id="16"/>
     </w:p>
     <w:tbl>
       <w:tblPr>
@@ -7288,11 +7717,11 @@
       <w:pPr>
         <w:pStyle w:val="Ttulo2"/>
       </w:pPr>
-      <w:bookmarkStart w:id="16" w:name="_Toc243432850"/>
+      <w:bookmarkStart w:id="17" w:name="_Toc243993195"/>
       <w:r>
         <w:t>7.2 Niños de otro sector</w:t>
       </w:r>
-      <w:bookmarkEnd w:id="16"/>
+      <w:bookmarkEnd w:id="17"/>
     </w:p>
     <w:p>
       <w:pPr>
@@ -7327,11 +7756,11 @@
       <w:pPr>
         <w:pStyle w:val="Ttulo2"/>
       </w:pPr>
-      <w:bookmarkStart w:id="17" w:name="_Toc243432851"/>
+      <w:bookmarkStart w:id="18" w:name="_Toc243993196"/>
       <w:r>
         <w:t>7.3 Después de registrar</w:t>
       </w:r>
-      <w:bookmarkEnd w:id="17"/>
+      <w:bookmarkEnd w:id="18"/>
     </w:p>
     <w:tbl>
       <w:tblPr>
@@ -7380,7 +7809,7 @@
                 <w:noProof/>
               </w:rPr>
               <w:drawing>
-                <wp:inline distT="0" distB="0" distL="0" distR="0" wp14:anchorId="362E4F67" wp14:editId="29A8F969">
+                <wp:inline distT="0" distB="0" distL="0" distR="0" wp14:anchorId="7B0F211F" wp14:editId="0E76ADDB">
                   <wp:extent cx="1504950" cy="2505075"/>
                   <wp:effectExtent l="0" t="0" r="0" b="0"/>
                   <wp:docPr id="9" name="Imagen 9"/>
@@ -7471,11 +7900,11 @@
       <w:pPr>
         <w:pStyle w:val="Ttulo1"/>
       </w:pPr>
-      <w:bookmarkStart w:id="18" w:name="_Toc243432852"/>
+      <w:bookmarkStart w:id="19" w:name="_Toc243993197"/>
       <w:r>
         <w:t>8. Registrar una medición</w:t>
       </w:r>
-      <w:bookmarkEnd w:id="18"/>
+      <w:bookmarkEnd w:id="19"/>
     </w:p>
     <w:p>
       <w:pPr>
@@ -7554,7 +7983,7 @@
                 <w:noProof/>
               </w:rPr>
               <w:drawing>
-                <wp:inline distT="0" distB="0" distL="0" distR="0" wp14:anchorId="52750690" wp14:editId="6E899ED9">
+                <wp:inline distT="0" distB="0" distL="0" distR="0" wp14:anchorId="79F86D51" wp14:editId="4A86B68F">
                   <wp:extent cx="1504950" cy="2305050"/>
                   <wp:effectExtent l="0" t="0" r="0" b="0"/>
                   <wp:docPr id="10" name="Imagen 10"/>
@@ -7629,7 +8058,7 @@
               <w:pStyle w:val="Prrafodelista"/>
               <w:numPr>
                 <w:ilvl w:val="0"/>
-                <w:numId w:val="7"/>
+                <w:numId w:val="9"/>
               </w:numPr>
               <w:spacing w:after="80" w:line="290" w:lineRule="auto"/>
             </w:pPr>
@@ -7649,7 +8078,7 @@
               <w:pStyle w:val="Prrafodelista"/>
               <w:numPr>
                 <w:ilvl w:val="0"/>
-                <w:numId w:val="7"/>
+                <w:numId w:val="9"/>
               </w:numPr>
               <w:spacing w:after="80" w:line="290" w:lineRule="auto"/>
             </w:pPr>
@@ -7669,7 +8098,7 @@
               <w:pStyle w:val="Prrafodelista"/>
               <w:numPr>
                 <w:ilvl w:val="0"/>
-                <w:numId w:val="7"/>
+                <w:numId w:val="9"/>
               </w:numPr>
               <w:spacing w:after="80" w:line="290" w:lineRule="auto"/>
             </w:pPr>
@@ -7689,7 +8118,7 @@
               <w:pStyle w:val="Prrafodelista"/>
               <w:numPr>
                 <w:ilvl w:val="0"/>
-                <w:numId w:val="7"/>
+                <w:numId w:val="9"/>
               </w:numPr>
               <w:spacing w:after="80" w:line="290" w:lineRule="auto"/>
             </w:pPr>
@@ -7729,7 +8158,7 @@
               <w:pStyle w:val="Prrafodelista"/>
               <w:numPr>
                 <w:ilvl w:val="0"/>
-                <w:numId w:val="7"/>
+                <w:numId w:val="9"/>
               </w:numPr>
               <w:spacing w:after="80" w:line="290" w:lineRule="auto"/>
             </w:pPr>
@@ -7837,11 +8266,11 @@
       <w:pPr>
         <w:pStyle w:val="Ttulo1"/>
       </w:pPr>
-      <w:bookmarkStart w:id="19" w:name="_Toc243432853"/>
+      <w:bookmarkStart w:id="20" w:name="_Toc243993198"/>
       <w:r>
         <w:t>9. Historial del niño</w:t>
       </w:r>
-      <w:bookmarkEnd w:id="19"/>
+      <w:bookmarkEnd w:id="20"/>
     </w:p>
     <w:p>
       <w:pPr>
@@ -7900,7 +8329,7 @@
                 <w:noProof/>
               </w:rPr>
               <w:drawing>
-                <wp:inline distT="0" distB="0" distL="0" distR="0" wp14:anchorId="309FD12F" wp14:editId="7E28D6B5">
+                <wp:inline distT="0" distB="0" distL="0" distR="0" wp14:anchorId="2D1668C9" wp14:editId="4FBEC2E2">
                   <wp:extent cx="1504950" cy="2505075"/>
                   <wp:effectExtent l="0" t="0" r="0" b="0"/>
                   <wp:docPr id="11" name="Imagen 11"/>
@@ -8112,11 +8541,11 @@
       <w:pPr>
         <w:pStyle w:val="Ttulo1"/>
       </w:pPr>
-      <w:bookmarkStart w:id="20" w:name="_Toc243432854"/>
+      <w:bookmarkStart w:id="21" w:name="_Toc243993199"/>
       <w:r>
         <w:t>10. Gráficas de crecimiento</w:t>
       </w:r>
-      <w:bookmarkEnd w:id="20"/>
+      <w:bookmarkEnd w:id="21"/>
     </w:p>
     <w:p>
       <w:pPr>
@@ -8185,7 +8614,7 @@
                 <w:noProof/>
               </w:rPr>
               <w:drawing>
-                <wp:inline distT="0" distB="0" distL="0" distR="0" wp14:anchorId="7FC1C766" wp14:editId="480B98C1">
+                <wp:inline distT="0" distB="0" distL="0" distR="0" wp14:anchorId="6447261A" wp14:editId="188D90A9">
                   <wp:extent cx="1504950" cy="2705100"/>
                   <wp:effectExtent l="0" t="0" r="0" b="0"/>
                   <wp:docPr id="12" name="Imagen 12"/>
@@ -8429,11 +8858,11 @@
       <w:pPr>
         <w:pStyle w:val="Ttulo1"/>
       </w:pPr>
-      <w:bookmarkStart w:id="21" w:name="_Toc243432855"/>
+      <w:bookmarkStart w:id="22" w:name="_Toc243993200"/>
       <w:r>
         <w:t>11. Vacunas</w:t>
       </w:r>
-      <w:bookmarkEnd w:id="21"/>
+      <w:bookmarkEnd w:id="22"/>
     </w:p>
     <w:p>
       <w:pPr>
@@ -8532,7 +8961,7 @@
                 <w:noProof/>
               </w:rPr>
               <w:drawing>
-                <wp:inline distT="0" distB="0" distL="0" distR="0" wp14:anchorId="7FEFF1F6" wp14:editId="33226001">
+                <wp:inline distT="0" distB="0" distL="0" distR="0" wp14:anchorId="09F35560" wp14:editId="571EFD45">
                   <wp:extent cx="1504950" cy="4257675"/>
                   <wp:effectExtent l="0" t="0" r="0" b="0"/>
                   <wp:docPr id="13" name="Imagen 13"/>
@@ -8607,7 +9036,7 @@
               <w:pStyle w:val="Prrafodelista"/>
               <w:numPr>
                 <w:ilvl w:val="0"/>
-                <w:numId w:val="8"/>
+                <w:numId w:val="10"/>
               </w:numPr>
               <w:spacing w:after="80" w:line="290" w:lineRule="auto"/>
             </w:pPr>
@@ -8640,7 +9069,7 @@
               <w:pStyle w:val="Prrafodelista"/>
               <w:numPr>
                 <w:ilvl w:val="0"/>
-                <w:numId w:val="8"/>
+                <w:numId w:val="10"/>
               </w:numPr>
               <w:spacing w:after="80" w:line="290" w:lineRule="auto"/>
             </w:pPr>
@@ -8673,7 +9102,7 @@
               <w:pStyle w:val="Prrafodelista"/>
               <w:numPr>
                 <w:ilvl w:val="0"/>
-                <w:numId w:val="8"/>
+                <w:numId w:val="10"/>
               </w:numPr>
               <w:spacing w:after="80" w:line="290" w:lineRule="auto"/>
             </w:pPr>
@@ -8732,11 +9161,11 @@
       <w:pPr>
         <w:pStyle w:val="Ttulo2"/>
       </w:pPr>
-      <w:bookmarkStart w:id="22" w:name="_Toc243432856"/>
+      <w:bookmarkStart w:id="23" w:name="_Toc243993201"/>
       <w:r>
         <w:t>11.1 El esquema del niño, en colores</w:t>
       </w:r>
-      <w:bookmarkEnd w:id="22"/>
+      <w:bookmarkEnd w:id="23"/>
     </w:p>
     <w:tbl>
       <w:tblPr>
@@ -8785,7 +9214,7 @@
                 <w:noProof/>
               </w:rPr>
               <w:drawing>
-                <wp:inline distT="0" distB="0" distL="0" distR="0" wp14:anchorId="48C9E718" wp14:editId="04B370AB">
+                <wp:inline distT="0" distB="0" distL="0" distR="0" wp14:anchorId="5AE71F26" wp14:editId="6FA2E1E6">
                   <wp:extent cx="1504950" cy="3733800"/>
                   <wp:effectExtent l="0" t="0" r="0" b="0"/>
                   <wp:docPr id="14" name="Imagen 14"/>
@@ -8966,11 +9395,11 @@
       <w:pPr>
         <w:pStyle w:val="Ttulo2"/>
       </w:pPr>
-      <w:bookmarkStart w:id="23" w:name="_Toc243432857"/>
+      <w:bookmarkStart w:id="24" w:name="_Toc243993202"/>
       <w:r>
         <w:t>11.2 Dosis cubiertas: el cambio de esquema</w:t>
       </w:r>
-      <w:bookmarkEnd w:id="23"/>
+      <w:bookmarkEnd w:id="24"/>
     </w:p>
     <w:p>
       <w:pPr>
@@ -9264,11 +9693,11 @@
       <w:pPr>
         <w:pStyle w:val="Ttulo1"/>
       </w:pPr>
-      <w:bookmarkStart w:id="24" w:name="_Toc243432858"/>
+      <w:bookmarkStart w:id="25" w:name="_Toc243993203"/>
       <w:r>
         <w:t>12. Suplementos</w:t>
       </w:r>
-      <w:bookmarkEnd w:id="24"/>
+      <w:bookmarkEnd w:id="25"/>
     </w:p>
     <w:tbl>
       <w:tblPr>
@@ -9317,7 +9746,7 @@
                 <w:noProof/>
               </w:rPr>
               <w:drawing>
-                <wp:inline distT="0" distB="0" distL="0" distR="0" wp14:anchorId="72F607A4" wp14:editId="63900F45">
+                <wp:inline distT="0" distB="0" distL="0" distR="0" wp14:anchorId="56C12060" wp14:editId="4A03EB66">
                   <wp:extent cx="1504950" cy="2305050"/>
                   <wp:effectExtent l="0" t="0" r="0" b="0"/>
                   <wp:docPr id="15" name="Imagen 15"/>
@@ -9446,21 +9875,21 @@
       <w:pPr>
         <w:pStyle w:val="Ttulo1"/>
       </w:pPr>
-      <w:bookmarkStart w:id="25" w:name="_Toc243432859"/>
+      <w:bookmarkStart w:id="26" w:name="_Toc243993204"/>
       <w:r>
         <w:t>13. Citas</w:t>
       </w:r>
-      <w:bookmarkEnd w:id="25"/>
+      <w:bookmarkEnd w:id="26"/>
     </w:p>
     <w:p>
       <w:pPr>
         <w:pStyle w:val="Ttulo2"/>
       </w:pPr>
-      <w:bookmarkStart w:id="26" w:name="_Toc243432860"/>
+      <w:bookmarkStart w:id="27" w:name="_Toc243993205"/>
       <w:r>
         <w:t>13.1 Programar una cita</w:t>
       </w:r>
-      <w:bookmarkEnd w:id="26"/>
+      <w:bookmarkEnd w:id="27"/>
     </w:p>
     <w:tbl>
       <w:tblPr>
@@ -9509,7 +9938,7 @@
                 <w:noProof/>
               </w:rPr>
               <w:drawing>
-                <wp:inline distT="0" distB="0" distL="0" distR="0" wp14:anchorId="28A6AB1A" wp14:editId="1CFEC08A">
+                <wp:inline distT="0" distB="0" distL="0" distR="0" wp14:anchorId="136A90CF" wp14:editId="7A420620">
                   <wp:extent cx="1504950" cy="2305050"/>
                   <wp:effectExtent l="0" t="0" r="0" b="0"/>
                   <wp:docPr id="16" name="Imagen 16"/>
@@ -9629,11 +10058,11 @@
       <w:pPr>
         <w:pStyle w:val="Ttulo2"/>
       </w:pPr>
-      <w:bookmarkStart w:id="27" w:name="_Toc243432861"/>
+      <w:bookmarkStart w:id="28" w:name="_Toc243993206"/>
       <w:r>
         <w:t>13.2 Calendario y lista</w:t>
       </w:r>
-      <w:bookmarkEnd w:id="27"/>
+      <w:bookmarkEnd w:id="28"/>
     </w:p>
     <w:tbl>
       <w:tblPr>
@@ -9682,7 +10111,7 @@
                 <w:noProof/>
               </w:rPr>
               <w:drawing>
-                <wp:inline distT="0" distB="0" distL="0" distR="0" wp14:anchorId="742D3B88" wp14:editId="0651C29A">
+                <wp:inline distT="0" distB="0" distL="0" distR="0" wp14:anchorId="51F1EAEA" wp14:editId="48CE056C">
                   <wp:extent cx="1504950" cy="2305050"/>
                   <wp:effectExtent l="0" t="0" r="0" b="0"/>
                   <wp:docPr id="17" name="Imagen 17"/>
@@ -9905,11 +10334,11 @@
       <w:pPr>
         <w:pStyle w:val="Ttulo1"/>
       </w:pPr>
-      <w:bookmarkStart w:id="28" w:name="_Toc243432862"/>
+      <w:bookmarkStart w:id="29" w:name="_Toc243993207"/>
       <w:r>
         <w:t>14. Corregir o anular un registro</w:t>
       </w:r>
-      <w:bookmarkEnd w:id="28"/>
+      <w:bookmarkEnd w:id="29"/>
     </w:p>
     <w:p>
       <w:pPr>
@@ -9988,7 +10417,7 @@
                 <w:noProof/>
               </w:rPr>
               <w:drawing>
-                <wp:inline distT="0" distB="0" distL="0" distR="0" wp14:anchorId="09A33A88" wp14:editId="560929CE">
+                <wp:inline distT="0" distB="0" distL="0" distR="0" wp14:anchorId="22B2E816" wp14:editId="447E6464">
                   <wp:extent cx="1504950" cy="3333750"/>
                   <wp:effectExtent l="0" t="0" r="0" b="0"/>
                   <wp:docPr id="18" name="Imagen 18"/>
@@ -10063,7 +10492,7 @@
               <w:pStyle w:val="Prrafodelista"/>
               <w:numPr>
                 <w:ilvl w:val="0"/>
-                <w:numId w:val="9"/>
+                <w:numId w:val="11"/>
               </w:numPr>
               <w:spacing w:after="80" w:line="290" w:lineRule="auto"/>
             </w:pPr>
@@ -10096,7 +10525,7 @@
               <w:pStyle w:val="Prrafodelista"/>
               <w:numPr>
                 <w:ilvl w:val="0"/>
-                <w:numId w:val="9"/>
+                <w:numId w:val="11"/>
               </w:numPr>
               <w:spacing w:after="80" w:line="290" w:lineRule="auto"/>
             </w:pPr>
@@ -10119,7 +10548,7 @@
               <w:pStyle w:val="Prrafodelista"/>
               <w:numPr>
                 <w:ilvl w:val="0"/>
-                <w:numId w:val="9"/>
+                <w:numId w:val="11"/>
               </w:numPr>
               <w:spacing w:after="80" w:line="290" w:lineRule="auto"/>
             </w:pPr>
@@ -10149,7 +10578,7 @@
               <w:pStyle w:val="Prrafodelista"/>
               <w:numPr>
                 <w:ilvl w:val="0"/>
-                <w:numId w:val="9"/>
+                <w:numId w:val="11"/>
               </w:numPr>
               <w:spacing w:after="80" w:line="290" w:lineRule="auto"/>
             </w:pPr>
@@ -10196,7 +10625,7 @@
           <w:noProof/>
         </w:rPr>
         <w:drawing>
-          <wp:inline distT="0" distB="0" distL="0" distR="0" wp14:anchorId="389598BB" wp14:editId="5E11100E">
+          <wp:inline distT="0" distB="0" distL="0" distR="0" wp14:anchorId="3FDE2659" wp14:editId="4871EBE3">
             <wp:extent cx="1952625" cy="2114550"/>
             <wp:effectExtent l="0" t="0" r="0" b="0"/>
             <wp:docPr id="19" name="Imagen 19"/>
@@ -10263,11 +10692,11 @@
       <w:pPr>
         <w:pStyle w:val="Ttulo1"/>
       </w:pPr>
-      <w:bookmarkStart w:id="29" w:name="_Toc243432863"/>
+      <w:bookmarkStart w:id="30" w:name="_Toc243993208"/>
       <w:r>
         <w:t>15. Carnet para la familia</w:t>
       </w:r>
-      <w:bookmarkEnd w:id="29"/>
+      <w:bookmarkEnd w:id="30"/>
     </w:p>
     <w:p>
       <w:pPr>
@@ -10299,7 +10728,7 @@
           <w:noProof/>
         </w:rPr>
         <w:drawing>
-          <wp:inline distT="0" distB="0" distL="0" distR="0" wp14:anchorId="4FA1C5EC" wp14:editId="0C32CA9A">
+          <wp:inline distT="0" distB="0" distL="0" distR="0" wp14:anchorId="55734F36" wp14:editId="43B2AC19">
             <wp:extent cx="5334000" cy="3752850"/>
             <wp:effectExtent l="0" t="0" r="0" b="0"/>
             <wp:docPr id="20" name="Imagen 20"/>
@@ -10406,11 +10835,11 @@
       <w:pPr>
         <w:pStyle w:val="Ttulo1"/>
       </w:pPr>
-      <w:bookmarkStart w:id="30" w:name="_Toc243432864"/>
+      <w:bookmarkStart w:id="31" w:name="_Toc243993209"/>
       <w:r>
         <w:t>16. Reportes e indicadores</w:t>
       </w:r>
-      <w:bookmarkEnd w:id="30"/>
+      <w:bookmarkEnd w:id="31"/>
     </w:p>
     <w:tbl>
       <w:tblPr>
@@ -10459,7 +10888,7 @@
                 <w:noProof/>
               </w:rPr>
               <w:drawing>
-                <wp:inline distT="0" distB="0" distL="0" distR="0" wp14:anchorId="13931D96" wp14:editId="0DE2BA58">
+                <wp:inline distT="0" distB="0" distL="0" distR="0" wp14:anchorId="388120FC" wp14:editId="4CDB3E96">
                   <wp:extent cx="1504950" cy="2505075"/>
                   <wp:effectExtent l="0" t="0" r="0" b="0"/>
                   <wp:docPr id="21" name="Imagen 21"/>
@@ -10560,11 +10989,11 @@
       <w:pPr>
         <w:pStyle w:val="Ttulo2"/>
       </w:pPr>
-      <w:bookmarkStart w:id="31" w:name="_Toc243432865"/>
+      <w:bookmarkStart w:id="32" w:name="_Toc243993210"/>
       <w:r>
         <w:t>16.1 Filtros</w:t>
       </w:r>
-      <w:bookmarkEnd w:id="31"/>
+      <w:bookmarkEnd w:id="32"/>
     </w:p>
     <w:p>
       <w:pPr>
@@ -10609,11 +11038,11 @@
       <w:pPr>
         <w:pStyle w:val="Ttulo2"/>
       </w:pPr>
-      <w:bookmarkStart w:id="32" w:name="_Toc243432866"/>
+      <w:bookmarkStart w:id="33" w:name="_Toc243993211"/>
       <w:r>
         <w:t>16.2 Tarjetas y gráficas</w:t>
       </w:r>
-      <w:bookmarkEnd w:id="32"/>
+      <w:bookmarkEnd w:id="33"/>
     </w:p>
     <w:p>
       <w:pPr>
@@ -10736,7 +11165,7 @@
           <w:noProof/>
         </w:rPr>
         <w:drawing>
-          <wp:inline distT="0" distB="0" distL="0" distR="0" wp14:anchorId="4E1373F2" wp14:editId="5B53EAAC">
+          <wp:inline distT="0" distB="0" distL="0" distR="0" wp14:anchorId="11FCCE92" wp14:editId="2A8D74DB">
             <wp:extent cx="5334000" cy="3752850"/>
             <wp:effectExtent l="0" t="0" r="0" b="0"/>
             <wp:docPr id="22" name="Imagen 22"/>
@@ -10794,11 +11223,11 @@
       <w:pPr>
         <w:pStyle w:val="Ttulo2"/>
       </w:pPr>
-      <w:bookmarkStart w:id="33" w:name="_Toc243432867"/>
+      <w:bookmarkStart w:id="34" w:name="_Toc243993212"/>
       <w:r>
         <w:t>16.3 Exportar</w:t>
       </w:r>
-      <w:bookmarkEnd w:id="33"/>
+      <w:bookmarkEnd w:id="34"/>
     </w:p>
     <w:tbl>
       <w:tblPr>
@@ -11052,11 +11481,11 @@
       <w:pPr>
         <w:pStyle w:val="Ttulo2"/>
       </w:pPr>
-      <w:bookmarkStart w:id="34" w:name="_Toc243432868"/>
+      <w:bookmarkStart w:id="35" w:name="_Toc243993213"/>
       <w:r>
         <w:t>16.4 Formato SIGSA 3 del día</w:t>
       </w:r>
-      <w:bookmarkEnd w:id="34"/>
+      <w:bookmarkEnd w:id="35"/>
     </w:p>
     <w:p>
       <w:pPr>
@@ -11098,7 +11527,7 @@
           <w:noProof/>
         </w:rPr>
         <w:drawing>
-          <wp:inline distT="0" distB="0" distL="0" distR="0" wp14:anchorId="3D5EA792" wp14:editId="734F52C5">
+          <wp:inline distT="0" distB="0" distL="0" distR="0" wp14:anchorId="0FC8C9C8" wp14:editId="24F1B76E">
             <wp:extent cx="5334000" cy="3333750"/>
             <wp:effectExtent l="0" t="0" r="0" b="0"/>
             <wp:docPr id="23" name="Imagen 23"/>
@@ -11156,11 +11585,11 @@
       <w:pPr>
         <w:pStyle w:val="Ttulo1"/>
       </w:pPr>
-      <w:bookmarkStart w:id="35" w:name="_Toc243432869"/>
+      <w:bookmarkStart w:id="36" w:name="_Toc243993214"/>
       <w:r>
         <w:t>17. Administración</w:t>
       </w:r>
-      <w:bookmarkEnd w:id="35"/>
+      <w:bookmarkEnd w:id="36"/>
     </w:p>
     <w:p>
       <w:pPr>
@@ -11185,11 +11614,11 @@
       <w:pPr>
         <w:pStyle w:val="Ttulo2"/>
       </w:pPr>
-      <w:bookmarkStart w:id="36" w:name="_Toc243432870"/>
+      <w:bookmarkStart w:id="37" w:name="_Toc243993215"/>
       <w:r>
         <w:t>17.1 Crear una cuenta</w:t>
       </w:r>
-      <w:bookmarkEnd w:id="36"/>
+      <w:bookmarkEnd w:id="37"/>
     </w:p>
     <w:tbl>
       <w:tblPr>
@@ -11238,7 +11667,7 @@
                 <w:noProof/>
               </w:rPr>
               <w:drawing>
-                <wp:inline distT="0" distB="0" distL="0" distR="0" wp14:anchorId="45273B63" wp14:editId="0D1E2D7E">
+                <wp:inline distT="0" distB="0" distL="0" distR="0" wp14:anchorId="6816AC28" wp14:editId="48D77962">
                   <wp:extent cx="1504950" cy="2305050"/>
                   <wp:effectExtent l="0" t="0" r="0" b="0"/>
                   <wp:docPr id="24" name="Imagen 24"/>
@@ -11313,7 +11742,7 @@
               <w:pStyle w:val="Prrafodelista"/>
               <w:numPr>
                 <w:ilvl w:val="0"/>
-                <w:numId w:val="10"/>
+                <w:numId w:val="12"/>
               </w:numPr>
               <w:spacing w:after="80" w:line="290" w:lineRule="auto"/>
             </w:pPr>
@@ -11336,7 +11765,7 @@
               <w:pStyle w:val="Prrafodelista"/>
               <w:numPr>
                 <w:ilvl w:val="0"/>
-                <w:numId w:val="10"/>
+                <w:numId w:val="12"/>
               </w:numPr>
               <w:spacing w:after="80" w:line="290" w:lineRule="auto"/>
             </w:pPr>
@@ -11379,7 +11808,7 @@
               <w:pStyle w:val="Prrafodelista"/>
               <w:numPr>
                 <w:ilvl w:val="0"/>
-                <w:numId w:val="10"/>
+                <w:numId w:val="12"/>
               </w:numPr>
               <w:spacing w:after="80" w:line="290" w:lineRule="auto"/>
             </w:pPr>
@@ -11422,7 +11851,7 @@
               <w:pStyle w:val="Prrafodelista"/>
               <w:numPr>
                 <w:ilvl w:val="0"/>
-                <w:numId w:val="10"/>
+                <w:numId w:val="12"/>
               </w:numPr>
               <w:spacing w:after="80" w:line="290" w:lineRule="auto"/>
             </w:pPr>
@@ -11495,7 +11924,7 @@
                 <w:noProof/>
               </w:rPr>
               <w:drawing>
-                <wp:inline distT="0" distB="0" distL="0" distR="0" wp14:anchorId="59C3FD29" wp14:editId="4ED3E52F">
+                <wp:inline distT="0" distB="0" distL="0" distR="0" wp14:anchorId="0D58924D" wp14:editId="19F14474">
                   <wp:extent cx="1504950" cy="2305050"/>
                   <wp:effectExtent l="0" t="0" r="0" b="0"/>
                   <wp:docPr id="25" name="Imagen 25"/>
@@ -11570,7 +11999,7 @@
               <w:pStyle w:val="Prrafodelista"/>
               <w:numPr>
                 <w:ilvl w:val="0"/>
-                <w:numId w:val="10"/>
+                <w:numId w:val="12"/>
               </w:numPr>
               <w:spacing w:after="80" w:line="290" w:lineRule="auto"/>
             </w:pPr>
@@ -11603,7 +12032,7 @@
               <w:pStyle w:val="Prrafodelista"/>
               <w:numPr>
                 <w:ilvl w:val="0"/>
-                <w:numId w:val="10"/>
+                <w:numId w:val="12"/>
               </w:numPr>
               <w:spacing w:after="80" w:line="290" w:lineRule="auto"/>
             </w:pPr>
@@ -11643,11 +12072,11 @@
       <w:pPr>
         <w:pStyle w:val="Ttulo2"/>
       </w:pPr>
-      <w:bookmarkStart w:id="37" w:name="_Toc243432871"/>
+      <w:bookmarkStart w:id="38" w:name="_Toc243993216"/>
       <w:r>
         <w:t>17.2 Editar una cuenta</w:t>
       </w:r>
-      <w:bookmarkEnd w:id="37"/>
+      <w:bookmarkEnd w:id="38"/>
     </w:p>
     <w:p>
       <w:pPr>
@@ -11672,11 +12101,11 @@
       <w:pPr>
         <w:pStyle w:val="Ttulo2"/>
       </w:pPr>
-      <w:bookmarkStart w:id="38" w:name="_Toc243432872"/>
+      <w:bookmarkStart w:id="39" w:name="_Toc243993217"/>
       <w:r>
         <w:t>17.3 Contraseña olvidada</w:t>
       </w:r>
-      <w:bookmarkEnd w:id="38"/>
+      <w:bookmarkEnd w:id="39"/>
     </w:p>
     <w:p>
       <w:pPr>
@@ -11711,11 +12140,11 @@
       <w:pPr>
         <w:pStyle w:val="Ttulo2"/>
       </w:pPr>
-      <w:bookmarkStart w:id="39" w:name="_Toc243432873"/>
+      <w:bookmarkStart w:id="40" w:name="_Toc243993218"/>
       <w:r>
         <w:t>17.4 Dar de baja</w:t>
       </w:r>
-      <w:bookmarkEnd w:id="39"/>
+      <w:bookmarkEnd w:id="40"/>
     </w:p>
     <w:p>
       <w:pPr>
@@ -11737,11 +12166,11 @@
       <w:pPr>
         <w:pStyle w:val="Ttulo2"/>
       </w:pPr>
-      <w:bookmarkStart w:id="40" w:name="_Toc243432874"/>
+      <w:bookmarkStart w:id="41" w:name="_Toc243993219"/>
       <w:r>
         <w:t>17.5 Catálogo de suplementos</w:t>
       </w:r>
-      <w:bookmarkEnd w:id="40"/>
+      <w:bookmarkEnd w:id="41"/>
     </w:p>
     <w:tbl>
       <w:tblPr>
@@ -11790,7 +12219,7 @@
                 <w:noProof/>
               </w:rPr>
               <w:drawing>
-                <wp:inline distT="0" distB="0" distL="0" distR="0" wp14:anchorId="320C2D5E" wp14:editId="18353B34">
+                <wp:inline distT="0" distB="0" distL="0" distR="0" wp14:anchorId="57DBDD9F" wp14:editId="28D2018B">
                   <wp:extent cx="1504950" cy="2809875"/>
                   <wp:effectExtent l="0" t="0" r="0" b="0"/>
                   <wp:docPr id="26" name="Imagen 26"/>
@@ -11901,11 +12330,11 @@
       <w:pPr>
         <w:pStyle w:val="Ttulo1"/>
       </w:pPr>
-      <w:bookmarkStart w:id="41" w:name="_Toc243432875"/>
+      <w:bookmarkStart w:id="42" w:name="_Toc243993220"/>
       <w:r>
         <w:t>18. Preguntas frecuentes</w:t>
       </w:r>
-      <w:bookmarkEnd w:id="41"/>
+      <w:bookmarkEnd w:id="42"/>
     </w:p>
     <w:tbl>
       <w:tblPr>
@@ -12332,7 +12761,7 @@
                 <w:sz w:val="19"/>
                 <w:szCs w:val="19"/>
               </w:rPr>
-              <w:t>El sistema dice que un valor parece imposible</w:t>
+              <w:t>No me aparece "Instalar aplicación"</w:t>
             </w:r>
           </w:p>
         </w:tc>
@@ -12357,7 +12786,7 @@
                 <w:sz w:val="19"/>
                 <w:szCs w:val="19"/>
               </w:rPr>
-              <w:t>Revise el peso, la talla y la fecha de nacimiento. Si el dato es correcto, confirme.</w:t>
+              <w:t>Espere unos segundos con la página abierta en Chrome y recárguela. En iPhone, use Safari: Compartir y Agregar a inicio (sección 2.3).</w:t>
             </w:r>
           </w:p>
         </w:tc>
@@ -12387,7 +12816,7 @@
                 <w:sz w:val="19"/>
                 <w:szCs w:val="19"/>
               </w:rPr>
-              <w:t>Me equivoqué en una medición, vacuna o cita</w:t>
+              <w:t>La aplicación dice "Sin conexión a internet"</w:t>
             </w:r>
           </w:p>
         </w:tc>
@@ -12412,7 +12841,7 @@
                 <w:sz w:val="19"/>
                 <w:szCs w:val="19"/>
               </w:rPr>
-              <w:t>Use Corregir o Anular en el historial del niño, con el motivo (capítulo 14).</w:t>
+              <w:t>Revise los datos móviles o el wifi y toque Volver a intentar.</w:t>
             </w:r>
           </w:p>
         </w:tc>
@@ -12443,7 +12872,7 @@
                 <w:sz w:val="19"/>
                 <w:szCs w:val="19"/>
               </w:rPr>
-              <w:t>Una vacuna aparece como "cubierta"</w:t>
+              <w:t>El sistema dice que un valor parece imposible</w:t>
             </w:r>
           </w:p>
         </w:tc>
@@ -12468,7 +12897,7 @@
                 <w:sz w:val="19"/>
                 <w:szCs w:val="19"/>
               </w:rPr>
-              <w:t>El niño recibió la dosis equivalente del carnet de 2018. No se repite; revise el carnet.</w:t>
+              <w:t>Revise el peso, la talla y la fecha de nacimiento. Si el dato es correcto, confirme.</w:t>
             </w:r>
           </w:p>
         </w:tc>
@@ -12498,7 +12927,7 @@
                 <w:sz w:val="19"/>
                 <w:szCs w:val="19"/>
               </w:rPr>
-              <w:t>El botón de WhatsApp no aparece</w:t>
+              <w:t>Me equivoqué en una medición, vacuna o cita</w:t>
             </w:r>
           </w:p>
         </w:tc>
@@ -12523,7 +12952,7 @@
                 <w:sz w:val="19"/>
                 <w:szCs w:val="19"/>
               </w:rPr>
-              <w:t>El niño no tiene teléfono registrado. Agréguelo con Editar en la lista de niños.</w:t>
+              <w:t>Use Corregir o Anular en el historial del niño, con el motivo (capítulo 14).</w:t>
             </w:r>
           </w:p>
         </w:tc>
@@ -12554,7 +12983,7 @@
                 <w:sz w:val="19"/>
                 <w:szCs w:val="19"/>
               </w:rPr>
-              <w:t>Registré a un niño en otro sector</w:t>
+              <w:t>Una vacuna aparece como "cubierta"</w:t>
             </w:r>
           </w:p>
         </w:tc>
@@ -12579,6 +13008,117 @@
                 <w:sz w:val="19"/>
                 <w:szCs w:val="19"/>
               </w:rPr>
+              <w:t>El niño recibió la dosis equivalente del carnet de 2018. No se repite; revise el carnet.</w:t>
+            </w:r>
+          </w:p>
+        </w:tc>
+      </w:tr>
+      <w:tr>
+        <w:trPr>
+          <w:cantSplit/>
+        </w:trPr>
+        <w:tc>
+          <w:tcPr>
+            <w:cnfStyle w:val="001000000000" w:firstRow="0" w:lastRow="0" w:firstColumn="1" w:lastColumn="0" w:oddVBand="0" w:evenVBand="0" w:oddHBand="0" w:evenHBand="0" w:firstRowFirstColumn="0" w:firstRowLastColumn="0" w:lastRowFirstColumn="0" w:lastRowLastColumn="0"/>
+            <w:tcW w:w="3500" w:type="dxa"/>
+            <w:tcMar>
+              <w:top w:w="60" w:type="dxa"/>
+              <w:left w:w="100" w:type="dxa"/>
+              <w:bottom w:w="60" w:type="dxa"/>
+              <w:right w:w="100" w:type="dxa"/>
+            </w:tcMar>
+            <w:vAlign w:val="center"/>
+          </w:tcPr>
+          <w:p>
+            <w:pPr>
+              <w:spacing w:line="260" w:lineRule="auto"/>
+            </w:pPr>
+            <w:r>
+              <w:rPr>
+                <w:sz w:val="19"/>
+                <w:szCs w:val="19"/>
+              </w:rPr>
+              <w:t>El botón de WhatsApp no aparece</w:t>
+            </w:r>
+          </w:p>
+        </w:tc>
+        <w:tc>
+          <w:tcPr>
+            <w:tcW w:w="5860" w:type="dxa"/>
+            <w:tcMar>
+              <w:top w:w="60" w:type="dxa"/>
+              <w:left w:w="100" w:type="dxa"/>
+              <w:bottom w:w="60" w:type="dxa"/>
+              <w:right w:w="100" w:type="dxa"/>
+            </w:tcMar>
+            <w:vAlign w:val="center"/>
+          </w:tcPr>
+          <w:p>
+            <w:pPr>
+              <w:spacing w:line="260" w:lineRule="auto"/>
+              <w:cnfStyle w:val="000000000000" w:firstRow="0" w:lastRow="0" w:firstColumn="0" w:lastColumn="0" w:oddVBand="0" w:evenVBand="0" w:oddHBand="0" w:evenHBand="0" w:firstRowFirstColumn="0" w:firstRowLastColumn="0" w:lastRowFirstColumn="0" w:lastRowLastColumn="0"/>
+            </w:pPr>
+            <w:r>
+              <w:rPr>
+                <w:sz w:val="19"/>
+                <w:szCs w:val="19"/>
+              </w:rPr>
+              <w:t>El niño no tiene teléfono registrado. Agréguelo con Editar en la lista de niños.</w:t>
+            </w:r>
+          </w:p>
+        </w:tc>
+      </w:tr>
+      <w:tr>
+        <w:trPr>
+          <w:cnfStyle w:val="000000100000" w:firstRow="0" w:lastRow="0" w:firstColumn="0" w:lastColumn="0" w:oddVBand="0" w:evenVBand="0" w:oddHBand="1" w:evenHBand="0" w:firstRowFirstColumn="0" w:firstRowLastColumn="0" w:lastRowFirstColumn="0" w:lastRowLastColumn="0"/>
+          <w:cantSplit/>
+        </w:trPr>
+        <w:tc>
+          <w:tcPr>
+            <w:cnfStyle w:val="001000000000" w:firstRow="0" w:lastRow="0" w:firstColumn="1" w:lastColumn="0" w:oddVBand="0" w:evenVBand="0" w:oddHBand="0" w:evenHBand="0" w:firstRowFirstColumn="0" w:firstRowLastColumn="0" w:lastRowFirstColumn="0" w:lastRowLastColumn="0"/>
+            <w:tcW w:w="3500" w:type="dxa"/>
+            <w:tcMar>
+              <w:top w:w="60" w:type="dxa"/>
+              <w:left w:w="100" w:type="dxa"/>
+              <w:bottom w:w="60" w:type="dxa"/>
+              <w:right w:w="100" w:type="dxa"/>
+            </w:tcMar>
+            <w:vAlign w:val="center"/>
+          </w:tcPr>
+          <w:p>
+            <w:pPr>
+              <w:spacing w:line="260" w:lineRule="auto"/>
+            </w:pPr>
+            <w:r>
+              <w:rPr>
+                <w:sz w:val="19"/>
+                <w:szCs w:val="19"/>
+              </w:rPr>
+              <w:t>Registré a un niño en otro sector</w:t>
+            </w:r>
+          </w:p>
+        </w:tc>
+        <w:tc>
+          <w:tcPr>
+            <w:tcW w:w="5860" w:type="dxa"/>
+            <w:tcMar>
+              <w:top w:w="60" w:type="dxa"/>
+              <w:left w:w="100" w:type="dxa"/>
+              <w:bottom w:w="60" w:type="dxa"/>
+              <w:right w:w="100" w:type="dxa"/>
+            </w:tcMar>
+            <w:vAlign w:val="center"/>
+          </w:tcPr>
+          <w:p>
+            <w:pPr>
+              <w:spacing w:line="260" w:lineRule="auto"/>
+              <w:cnfStyle w:val="000000100000" w:firstRow="0" w:lastRow="0" w:firstColumn="0" w:lastColumn="0" w:oddVBand="0" w:evenVBand="0" w:oddHBand="1" w:evenHBand="0" w:firstRowFirstColumn="0" w:firstRowLastColumn="0" w:lastRowFirstColumn="0" w:lastRowLastColumn="0"/>
+            </w:pPr>
+            <w:r>
+              <w:rPr>
+                <w:sz w:val="19"/>
+                <w:szCs w:val="19"/>
+              </w:rPr>
               <w:t>Es permitido: queda la advertencia en la bitácora.</w:t>
             </w:r>
           </w:p>
@@ -12594,11 +13134,11 @@
       <w:pPr>
         <w:pStyle w:val="Ttulo1"/>
       </w:pPr>
-      <w:bookmarkStart w:id="42" w:name="_Toc243432876"/>
+      <w:bookmarkStart w:id="43" w:name="_Toc243993221"/>
       <w:r>
         <w:t>19. Glosario</w:t>
       </w:r>
-      <w:bookmarkEnd w:id="42"/>
+      <w:bookmarkEnd w:id="43"/>
     </w:p>
     <w:tbl>
       <w:tblPr>
@@ -13604,10 +14144,10 @@
 <file path=word/numbering.xml><?xml version="1.0" encoding="utf-8"?>
 <w:numbering xmlns:wpc="http://schemas.microsoft.com/office/word/2010/wordprocessingCanvas" xmlns:cx="http://schemas.microsoft.com/office/drawing/2014/chartex" xmlns:cx1="http://schemas.microsoft.com/office/drawing/2015/9/8/chartex" xmlns:cx2="http://schemas.microsoft.com/office/drawing/2015/10/21/chartex" xmlns:cx3="http://schemas.microsoft.com/office/drawing/2016/5/9/chartex" xmlns:cx4="http://schemas.microsoft.com/office/drawing/2016/5/10/chartex" xmlns:cx5="http://schemas.microsoft.com/office/drawing/2016/5/11/chartex" xmlns:cx6="http://schemas.microsoft.com/office/drawing/2016/5/12/chartex" xmlns:cx7="http://schemas.microsoft.com/office/drawing/2016/5/13/chartex" xmlns:cx8="http://schemas.microsoft.com/office/drawing/2016/5/14/chartex" xmlns:mc="http://schemas.openxmlformats.org/markup-compatibility/2006" xmlns:aink="http://schemas.microsoft.com/office/drawing/2016/ink" xmlns:am3d="http://schemas.microsoft.com/office/drawing/2017/model3d" xmlns:o="urn:schemas-microsoft-com:office:office" xmlns:oel="http://schemas.microsoft.com/office/2019/extlst" xmlns:r="http://schemas.openxmlformats.org/officeDocument/2006/relationships" xmlns:m="http://schemas.openxmlformats.org/officeDocument/2006/math" xmlns:v="urn:schemas-microsoft-com:vml" xmlns:wp14="http://schemas.microsoft.com/office/word/2010/wordprocessingDrawing" xmlns:wp="http://schemas.openxmlformats.org/drawingml/2006/wordprocessingDrawing" xmlns:w10="urn:schemas-microsoft-com:office:word" xmlns:w="http://schemas.openxmlformats.org/wordprocessingml/2006/main" xmlns:w14="http://schemas.microsoft.com/office/word/2010/wordml" xmlns:w15="http://schemas.microsoft.com/office/word/2012/wordml" xmlns:w16cex="http://schemas.microsoft.com/office/word/2018/wordml/cex" xmlns:w16cid="http://schemas.microsoft.com/office/word/2016/wordml/cid" xmlns:w16="http://schemas.microsoft.com/office/word/2018/wordml" xmlns:w16du="http://schemas.microsoft.com/office/word/2023/wordml/word16du" xmlns:w16sdtdh="http://schemas.microsoft.com/office/word/2020/wordml/sdtdatahash" xmlns:w16sdtfl="http://schemas.microsoft.com/office/word/2024/wordml/sdtformatlock" xmlns:w16se="http://schemas.microsoft.com/office/word/2015/wordml/symex" xmlns:wpg="http://schemas.microsoft.com/office/word/2010/wordprocessingGroup" xmlns:wpi="http://schemas.microsoft.com/office/word/2010/wordprocessingInk" xmlns:wne="http://schemas.microsoft.com/office/word/2006/wordml" xmlns:wps="http://schemas.microsoft.com/office/word/2010/wordprocessingShape" mc:Ignorable="w14 w15 w16se w16cid w16 w16cex w16sdtdh w16sdtfl w16du wp14">
   <w:abstractNum w:abstractNumId="0" w15:restartNumberingAfterBreak="0">
-    <w:nsid w:val="0CCB6D63"/>
+    <w:nsid w:val="0291268B"/>
     <w:multiLevelType w:val="hybridMultilevel"/>
-    <w:tmpl w:val="6958B2FC"/>
-    <w:lvl w:ilvl="0" w:tplc="148C987A">
+    <w:tmpl w:val="D9BED634"/>
+    <w:lvl w:ilvl="0" w:tplc="3F5642DC">
       <w:start w:val="1"/>
       <w:numFmt w:val="decimal"/>
       <w:lvlText w:val="%1."/>
@@ -13620,52 +14160,52 @@
         <w:bCs/>
       </w:rPr>
     </w:lvl>
-    <w:lvl w:ilvl="1" w:tplc="2FAC49EE">
+    <w:lvl w:ilvl="1" w:tplc="44DAC5AA">
       <w:numFmt w:val="decimal"/>
       <w:lvlText w:val=""/>
       <w:lvlJc w:val="left"/>
     </w:lvl>
-    <w:lvl w:ilvl="2" w:tplc="9D6A516E">
+    <w:lvl w:ilvl="2" w:tplc="C558569E">
       <w:numFmt w:val="decimal"/>
       <w:lvlText w:val=""/>
       <w:lvlJc w:val="left"/>
     </w:lvl>
-    <w:lvl w:ilvl="3" w:tplc="6D6E8718">
+    <w:lvl w:ilvl="3" w:tplc="674C5AA0">
       <w:numFmt w:val="decimal"/>
       <w:lvlText w:val=""/>
       <w:lvlJc w:val="left"/>
     </w:lvl>
-    <w:lvl w:ilvl="4" w:tplc="3438A732">
+    <w:lvl w:ilvl="4" w:tplc="431E2BAA">
       <w:numFmt w:val="decimal"/>
       <w:lvlText w:val=""/>
       <w:lvlJc w:val="left"/>
     </w:lvl>
-    <w:lvl w:ilvl="5" w:tplc="C53E4D40">
+    <w:lvl w:ilvl="5" w:tplc="73CE1B0C">
       <w:numFmt w:val="decimal"/>
       <w:lvlText w:val=""/>
       <w:lvlJc w:val="left"/>
     </w:lvl>
-    <w:lvl w:ilvl="6" w:tplc="FE523D60">
+    <w:lvl w:ilvl="6" w:tplc="24CCFABC">
       <w:numFmt w:val="decimal"/>
       <w:lvlText w:val=""/>
       <w:lvlJc w:val="left"/>
     </w:lvl>
-    <w:lvl w:ilvl="7" w:tplc="E9D4F40E">
+    <w:lvl w:ilvl="7" w:tplc="AFD6441E">
       <w:numFmt w:val="decimal"/>
       <w:lvlText w:val=""/>
       <w:lvlJc w:val="left"/>
     </w:lvl>
-    <w:lvl w:ilvl="8" w:tplc="737E05D6">
+    <w:lvl w:ilvl="8" w:tplc="C0C609B4">
       <w:numFmt w:val="decimal"/>
       <w:lvlText w:val=""/>
       <w:lvlJc w:val="left"/>
     </w:lvl>
   </w:abstractNum>
   <w:abstractNum w:abstractNumId="1" w15:restartNumberingAfterBreak="0">
-    <w:nsid w:val="0D010340"/>
+    <w:nsid w:val="05E021EF"/>
     <w:multiLevelType w:val="hybridMultilevel"/>
-    <w:tmpl w:val="D2A21B08"/>
-    <w:lvl w:ilvl="0" w:tplc="6EC4E626" w:tentative="1">
+    <w:tmpl w:val="EA1A8056"/>
+    <w:lvl w:ilvl="0" w:tplc="E338A092">
       <w:start w:val="1"/>
       <w:numFmt w:val="decimal"/>
       <w:lvlText w:val="%1."/>
@@ -13678,52 +14218,52 @@
         <w:bCs/>
       </w:rPr>
     </w:lvl>
-    <w:lvl w:ilvl="1" w:tplc="F7C86204">
+    <w:lvl w:ilvl="1" w:tplc="A11C6194">
       <w:numFmt w:val="decimal"/>
       <w:lvlText w:val=""/>
       <w:lvlJc w:val="left"/>
     </w:lvl>
-    <w:lvl w:ilvl="2" w:tplc="D012F064">
+    <w:lvl w:ilvl="2" w:tplc="E722C70A">
       <w:numFmt w:val="decimal"/>
       <w:lvlText w:val=""/>
       <w:lvlJc w:val="left"/>
     </w:lvl>
-    <w:lvl w:ilvl="3" w:tplc="CE788E08">
+    <w:lvl w:ilvl="3" w:tplc="5346FA96">
       <w:numFmt w:val="decimal"/>
       <w:lvlText w:val=""/>
       <w:lvlJc w:val="left"/>
     </w:lvl>
-    <w:lvl w:ilvl="4" w:tplc="7610AF3E">
+    <w:lvl w:ilvl="4" w:tplc="08F03858">
       <w:numFmt w:val="decimal"/>
       <w:lvlText w:val=""/>
       <w:lvlJc w:val="left"/>
     </w:lvl>
-    <w:lvl w:ilvl="5" w:tplc="547EC2F6">
+    <w:lvl w:ilvl="5" w:tplc="D99CEE5C">
       <w:numFmt w:val="decimal"/>
       <w:lvlText w:val=""/>
       <w:lvlJc w:val="left"/>
     </w:lvl>
-    <w:lvl w:ilvl="6" w:tplc="FA5A0BBA">
+    <w:lvl w:ilvl="6" w:tplc="E23473B8">
       <w:numFmt w:val="decimal"/>
       <w:lvlText w:val=""/>
       <w:lvlJc w:val="left"/>
     </w:lvl>
-    <w:lvl w:ilvl="7" w:tplc="4EA6C426">
+    <w:lvl w:ilvl="7" w:tplc="CD08372C">
       <w:numFmt w:val="decimal"/>
       <w:lvlText w:val=""/>
       <w:lvlJc w:val="left"/>
     </w:lvl>
-    <w:lvl w:ilvl="8" w:tplc="6AC0BC0C">
+    <w:lvl w:ilvl="8" w:tplc="FA263184">
       <w:numFmt w:val="decimal"/>
       <w:lvlText w:val=""/>
       <w:lvlJc w:val="left"/>
     </w:lvl>
   </w:abstractNum>
   <w:abstractNum w:abstractNumId="2" w15:restartNumberingAfterBreak="0">
-    <w:nsid w:val="0D4B18B6"/>
+    <w:nsid w:val="065355F3"/>
     <w:multiLevelType w:val="hybridMultilevel"/>
-    <w:tmpl w:val="443056C6"/>
-    <w:lvl w:ilvl="0" w:tplc="46DA751E">
+    <w:tmpl w:val="3D601690"/>
+    <w:lvl w:ilvl="0" w:tplc="05C22D42" w:tentative="1">
       <w:start w:val="1"/>
       <w:numFmt w:val="decimal"/>
       <w:lvlText w:val="%1."/>
@@ -13736,52 +14276,52 @@
         <w:bCs/>
       </w:rPr>
     </w:lvl>
-    <w:lvl w:ilvl="1" w:tplc="8F7875C4">
+    <w:lvl w:ilvl="1" w:tplc="CBAC0570">
       <w:numFmt w:val="decimal"/>
       <w:lvlText w:val=""/>
       <w:lvlJc w:val="left"/>
     </w:lvl>
-    <w:lvl w:ilvl="2" w:tplc="7B3C514A">
+    <w:lvl w:ilvl="2" w:tplc="F67C9534">
       <w:numFmt w:val="decimal"/>
       <w:lvlText w:val=""/>
       <w:lvlJc w:val="left"/>
     </w:lvl>
-    <w:lvl w:ilvl="3" w:tplc="D6726268">
+    <w:lvl w:ilvl="3" w:tplc="9166889E">
       <w:numFmt w:val="decimal"/>
       <w:lvlText w:val=""/>
       <w:lvlJc w:val="left"/>
     </w:lvl>
-    <w:lvl w:ilvl="4" w:tplc="ADC84A94">
+    <w:lvl w:ilvl="4" w:tplc="B2447258">
       <w:numFmt w:val="decimal"/>
       <w:lvlText w:val=""/>
       <w:lvlJc w:val="left"/>
     </w:lvl>
-    <w:lvl w:ilvl="5" w:tplc="6E202926">
+    <w:lvl w:ilvl="5" w:tplc="17209D00">
       <w:numFmt w:val="decimal"/>
       <w:lvlText w:val=""/>
       <w:lvlJc w:val="left"/>
     </w:lvl>
-    <w:lvl w:ilvl="6" w:tplc="1592DB2E">
+    <w:lvl w:ilvl="6" w:tplc="9E3033FA">
       <w:numFmt w:val="decimal"/>
       <w:lvlText w:val=""/>
       <w:lvlJc w:val="left"/>
     </w:lvl>
-    <w:lvl w:ilvl="7" w:tplc="23F4AFB2">
+    <w:lvl w:ilvl="7" w:tplc="7E4A64A2">
       <w:numFmt w:val="decimal"/>
       <w:lvlText w:val=""/>
       <w:lvlJc w:val="left"/>
     </w:lvl>
-    <w:lvl w:ilvl="8" w:tplc="D7DA40C0">
+    <w:lvl w:ilvl="8" w:tplc="F95A972E">
       <w:numFmt w:val="decimal"/>
       <w:lvlText w:val=""/>
       <w:lvlJc w:val="left"/>
     </w:lvl>
   </w:abstractNum>
   <w:abstractNum w:abstractNumId="3" w15:restartNumberingAfterBreak="0">
-    <w:nsid w:val="0D59380D"/>
+    <w:nsid w:val="16FE5376"/>
     <w:multiLevelType w:val="hybridMultilevel"/>
-    <w:tmpl w:val="FAECC8C0"/>
-    <w:lvl w:ilvl="0" w:tplc="1CD6B258">
+    <w:tmpl w:val="1DDAA018"/>
+    <w:lvl w:ilvl="0" w:tplc="231C577E">
       <w:start w:val="1"/>
       <w:numFmt w:val="decimal"/>
       <w:lvlText w:val="%1."/>
@@ -13794,52 +14334,52 @@
         <w:bCs/>
       </w:rPr>
     </w:lvl>
-    <w:lvl w:ilvl="1" w:tplc="91FA882E">
+    <w:lvl w:ilvl="1" w:tplc="D0862266">
       <w:numFmt w:val="decimal"/>
       <w:lvlText w:val=""/>
       <w:lvlJc w:val="left"/>
     </w:lvl>
-    <w:lvl w:ilvl="2" w:tplc="BA34FC5A">
+    <w:lvl w:ilvl="2" w:tplc="10BE8BA6">
       <w:numFmt w:val="decimal"/>
       <w:lvlText w:val=""/>
       <w:lvlJc w:val="left"/>
     </w:lvl>
-    <w:lvl w:ilvl="3" w:tplc="C02025E4">
+    <w:lvl w:ilvl="3" w:tplc="086EE724">
       <w:numFmt w:val="decimal"/>
       <w:lvlText w:val=""/>
       <w:lvlJc w:val="left"/>
     </w:lvl>
-    <w:lvl w:ilvl="4" w:tplc="0A3271F8">
+    <w:lvl w:ilvl="4" w:tplc="F37C5DA6">
       <w:numFmt w:val="decimal"/>
       <w:lvlText w:val=""/>
       <w:lvlJc w:val="left"/>
     </w:lvl>
-    <w:lvl w:ilvl="5" w:tplc="B9A0C632">
+    <w:lvl w:ilvl="5" w:tplc="10782756">
       <w:numFmt w:val="decimal"/>
       <w:lvlText w:val=""/>
       <w:lvlJc w:val="left"/>
     </w:lvl>
-    <w:lvl w:ilvl="6" w:tplc="0D3AD240">
+    <w:lvl w:ilvl="6" w:tplc="923EE214">
       <w:numFmt w:val="decimal"/>
       <w:lvlText w:val=""/>
       <w:lvlJc w:val="left"/>
     </w:lvl>
-    <w:lvl w:ilvl="7" w:tplc="64CAF522">
+    <w:lvl w:ilvl="7" w:tplc="9BCA1572">
       <w:numFmt w:val="decimal"/>
       <w:lvlText w:val=""/>
       <w:lvlJc w:val="left"/>
     </w:lvl>
-    <w:lvl w:ilvl="8" w:tplc="C84CA732">
+    <w:lvl w:ilvl="8" w:tplc="FEF82E2E">
       <w:numFmt w:val="decimal"/>
       <w:lvlText w:val=""/>
       <w:lvlJc w:val="left"/>
     </w:lvl>
   </w:abstractNum>
   <w:abstractNum w:abstractNumId="4" w15:restartNumberingAfterBreak="0">
-    <w:nsid w:val="10541AB7"/>
+    <w:nsid w:val="18151F4B"/>
     <w:multiLevelType w:val="hybridMultilevel"/>
-    <w:tmpl w:val="17E651A2"/>
-    <w:lvl w:ilvl="0" w:tplc="426CAA2A">
+    <w:tmpl w:val="84343A48"/>
+    <w:lvl w:ilvl="0" w:tplc="69D6BCA4" w:tentative="1">
       <w:start w:val="1"/>
       <w:numFmt w:val="decimal"/>
       <w:lvlText w:val="%1."/>
@@ -13852,52 +14392,52 @@
         <w:bCs/>
       </w:rPr>
     </w:lvl>
-    <w:lvl w:ilvl="1" w:tplc="7D8C0132">
+    <w:lvl w:ilvl="1" w:tplc="78469E48">
       <w:numFmt w:val="decimal"/>
       <w:lvlText w:val=""/>
       <w:lvlJc w:val="left"/>
     </w:lvl>
-    <w:lvl w:ilvl="2" w:tplc="50BCD2E6">
+    <w:lvl w:ilvl="2" w:tplc="CB2AA7F6">
       <w:numFmt w:val="decimal"/>
       <w:lvlText w:val=""/>
       <w:lvlJc w:val="left"/>
     </w:lvl>
-    <w:lvl w:ilvl="3" w:tplc="4100041A">
+    <w:lvl w:ilvl="3" w:tplc="F44CAF18">
       <w:numFmt w:val="decimal"/>
       <w:lvlText w:val=""/>
       <w:lvlJc w:val="left"/>
     </w:lvl>
-    <w:lvl w:ilvl="4" w:tplc="B0785F6C">
+    <w:lvl w:ilvl="4" w:tplc="B4A0114C">
       <w:numFmt w:val="decimal"/>
       <w:lvlText w:val=""/>
       <w:lvlJc w:val="left"/>
     </w:lvl>
-    <w:lvl w:ilvl="5" w:tplc="057EEF38">
+    <w:lvl w:ilvl="5" w:tplc="FE5227EC">
       <w:numFmt w:val="decimal"/>
       <w:lvlText w:val=""/>
       <w:lvlJc w:val="left"/>
     </w:lvl>
-    <w:lvl w:ilvl="6" w:tplc="018CC942">
+    <w:lvl w:ilvl="6" w:tplc="D3C4ADB6">
       <w:numFmt w:val="decimal"/>
       <w:lvlText w:val=""/>
       <w:lvlJc w:val="left"/>
     </w:lvl>
-    <w:lvl w:ilvl="7" w:tplc="82DE1986">
+    <w:lvl w:ilvl="7" w:tplc="AB288DAC">
       <w:numFmt w:val="decimal"/>
       <w:lvlText w:val=""/>
       <w:lvlJc w:val="left"/>
     </w:lvl>
-    <w:lvl w:ilvl="8" w:tplc="6990219A">
+    <w:lvl w:ilvl="8" w:tplc="8AA41DF2">
       <w:numFmt w:val="decimal"/>
       <w:lvlText w:val=""/>
       <w:lvlJc w:val="left"/>
     </w:lvl>
   </w:abstractNum>
   <w:abstractNum w:abstractNumId="5" w15:restartNumberingAfterBreak="0">
-    <w:nsid w:val="1FFC3390"/>
+    <w:nsid w:val="225A0E90"/>
     <w:multiLevelType w:val="hybridMultilevel"/>
-    <w:tmpl w:val="9DDEE5EE"/>
-    <w:lvl w:ilvl="0" w:tplc="8FA881B8" w:tentative="1">
+    <w:tmpl w:val="B0727C7A"/>
+    <w:lvl w:ilvl="0" w:tplc="F770073A" w:tentative="1">
       <w:start w:val="1"/>
       <w:numFmt w:val="decimal"/>
       <w:lvlText w:val="%1."/>
@@ -13910,52 +14450,52 @@
         <w:bCs/>
       </w:rPr>
     </w:lvl>
-    <w:lvl w:ilvl="1" w:tplc="D188E892">
+    <w:lvl w:ilvl="1" w:tplc="953EEEFE">
       <w:numFmt w:val="decimal"/>
       <w:lvlText w:val=""/>
       <w:lvlJc w:val="left"/>
     </w:lvl>
-    <w:lvl w:ilvl="2" w:tplc="DE68BAE8">
+    <w:lvl w:ilvl="2" w:tplc="39607F66">
       <w:numFmt w:val="decimal"/>
       <w:lvlText w:val=""/>
       <w:lvlJc w:val="left"/>
     </w:lvl>
-    <w:lvl w:ilvl="3" w:tplc="CFFEFCDA">
+    <w:lvl w:ilvl="3" w:tplc="F4B8C208">
       <w:numFmt w:val="decimal"/>
       <w:lvlText w:val=""/>
       <w:lvlJc w:val="left"/>
     </w:lvl>
-    <w:lvl w:ilvl="4" w:tplc="FE6ABA86">
+    <w:lvl w:ilvl="4" w:tplc="3020B01E">
       <w:numFmt w:val="decimal"/>
       <w:lvlText w:val=""/>
       <w:lvlJc w:val="left"/>
     </w:lvl>
-    <w:lvl w:ilvl="5" w:tplc="24508DAC">
+    <w:lvl w:ilvl="5" w:tplc="FDF2E488">
       <w:numFmt w:val="decimal"/>
       <w:lvlText w:val=""/>
       <w:lvlJc w:val="left"/>
     </w:lvl>
-    <w:lvl w:ilvl="6" w:tplc="60D2D402">
+    <w:lvl w:ilvl="6" w:tplc="CAD4D38A">
       <w:numFmt w:val="decimal"/>
       <w:lvlText w:val=""/>
       <w:lvlJc w:val="left"/>
     </w:lvl>
-    <w:lvl w:ilvl="7" w:tplc="CB003714">
+    <w:lvl w:ilvl="7" w:tplc="0478B8C4">
       <w:numFmt w:val="decimal"/>
       <w:lvlText w:val=""/>
       <w:lvlJc w:val="left"/>
     </w:lvl>
-    <w:lvl w:ilvl="8" w:tplc="4AB8ED44">
+    <w:lvl w:ilvl="8" w:tplc="ABB6D8EC">
       <w:numFmt w:val="decimal"/>
       <w:lvlText w:val=""/>
       <w:lvlJc w:val="left"/>
     </w:lvl>
   </w:abstractNum>
   <w:abstractNum w:abstractNumId="6" w15:restartNumberingAfterBreak="0">
-    <w:nsid w:val="22991147"/>
+    <w:nsid w:val="294F6682"/>
     <w:multiLevelType w:val="hybridMultilevel"/>
-    <w:tmpl w:val="02C6E1B8"/>
-    <w:lvl w:ilvl="0" w:tplc="06E62534">
+    <w:tmpl w:val="AB1CBF52"/>
+    <w:lvl w:ilvl="0" w:tplc="5980D89C">
       <w:start w:val="1"/>
       <w:numFmt w:val="decimal"/>
       <w:lvlText w:val="%1."/>
@@ -13968,52 +14508,52 @@
         <w:bCs/>
       </w:rPr>
     </w:lvl>
-    <w:lvl w:ilvl="1" w:tplc="BCCA0D52">
+    <w:lvl w:ilvl="1" w:tplc="6D1642AA">
       <w:numFmt w:val="decimal"/>
       <w:lvlText w:val=""/>
       <w:lvlJc w:val="left"/>
     </w:lvl>
-    <w:lvl w:ilvl="2" w:tplc="5E4C2736">
+    <w:lvl w:ilvl="2" w:tplc="DA661914">
       <w:numFmt w:val="decimal"/>
       <w:lvlText w:val=""/>
       <w:lvlJc w:val="left"/>
     </w:lvl>
-    <w:lvl w:ilvl="3" w:tplc="CCA21E60">
+    <w:lvl w:ilvl="3" w:tplc="60B442F6">
       <w:numFmt w:val="decimal"/>
       <w:lvlText w:val=""/>
       <w:lvlJc w:val="left"/>
     </w:lvl>
-    <w:lvl w:ilvl="4" w:tplc="97949FA2">
+    <w:lvl w:ilvl="4" w:tplc="60A87D62">
       <w:numFmt w:val="decimal"/>
       <w:lvlText w:val=""/>
       <w:lvlJc w:val="left"/>
     </w:lvl>
-    <w:lvl w:ilvl="5" w:tplc="71F411E2">
+    <w:lvl w:ilvl="5" w:tplc="94142BB4">
       <w:numFmt w:val="decimal"/>
       <w:lvlText w:val=""/>
       <w:lvlJc w:val="left"/>
     </w:lvl>
-    <w:lvl w:ilvl="6" w:tplc="8B9C4582">
+    <w:lvl w:ilvl="6" w:tplc="EC900AA2">
       <w:numFmt w:val="decimal"/>
       <w:lvlText w:val=""/>
       <w:lvlJc w:val="left"/>
     </w:lvl>
-    <w:lvl w:ilvl="7" w:tplc="11B25C2C">
+    <w:lvl w:ilvl="7" w:tplc="5AFCDCFE">
       <w:numFmt w:val="decimal"/>
       <w:lvlText w:val=""/>
       <w:lvlJc w:val="left"/>
     </w:lvl>
-    <w:lvl w:ilvl="8" w:tplc="90F80A46">
+    <w:lvl w:ilvl="8" w:tplc="7B9EEED8">
       <w:numFmt w:val="decimal"/>
       <w:lvlText w:val=""/>
       <w:lvlJc w:val="left"/>
     </w:lvl>
   </w:abstractNum>
   <w:abstractNum w:abstractNumId="7" w15:restartNumberingAfterBreak="0">
-    <w:nsid w:val="36220349"/>
+    <w:nsid w:val="33AB5BC9"/>
     <w:multiLevelType w:val="hybridMultilevel"/>
-    <w:tmpl w:val="57B07CA2"/>
-    <w:lvl w:ilvl="0" w:tplc="C45C8AA4" w:tentative="1">
+    <w:tmpl w:val="ECA899E6"/>
+    <w:lvl w:ilvl="0" w:tplc="8D0690BC">
       <w:start w:val="1"/>
       <w:numFmt w:val="decimal"/>
       <w:lvlText w:val="%1."/>
@@ -14026,52 +14566,52 @@
         <w:bCs/>
       </w:rPr>
     </w:lvl>
-    <w:lvl w:ilvl="1" w:tplc="3362AA26">
+    <w:lvl w:ilvl="1" w:tplc="27764BD0">
       <w:numFmt w:val="decimal"/>
       <w:lvlText w:val=""/>
       <w:lvlJc w:val="left"/>
     </w:lvl>
-    <w:lvl w:ilvl="2" w:tplc="2078276E">
+    <w:lvl w:ilvl="2" w:tplc="D69253CC">
       <w:numFmt w:val="decimal"/>
       <w:lvlText w:val=""/>
       <w:lvlJc w:val="left"/>
     </w:lvl>
-    <w:lvl w:ilvl="3" w:tplc="EEA6DA9E">
+    <w:lvl w:ilvl="3" w:tplc="33F21C56">
       <w:numFmt w:val="decimal"/>
       <w:lvlText w:val=""/>
       <w:lvlJc w:val="left"/>
     </w:lvl>
-    <w:lvl w:ilvl="4" w:tplc="9326BFE2">
+    <w:lvl w:ilvl="4" w:tplc="7A6296C0">
       <w:numFmt w:val="decimal"/>
       <w:lvlText w:val=""/>
       <w:lvlJc w:val="left"/>
     </w:lvl>
-    <w:lvl w:ilvl="5" w:tplc="E1C0336C">
+    <w:lvl w:ilvl="5" w:tplc="E8824914">
       <w:numFmt w:val="decimal"/>
       <w:lvlText w:val=""/>
       <w:lvlJc w:val="left"/>
     </w:lvl>
-    <w:lvl w:ilvl="6" w:tplc="07AE02EA">
+    <w:lvl w:ilvl="6" w:tplc="D3003B02">
       <w:numFmt w:val="decimal"/>
       <w:lvlText w:val=""/>
       <w:lvlJc w:val="left"/>
     </w:lvl>
-    <w:lvl w:ilvl="7" w:tplc="40DA4708">
+    <w:lvl w:ilvl="7" w:tplc="135C34C2">
       <w:numFmt w:val="decimal"/>
       <w:lvlText w:val=""/>
       <w:lvlJc w:val="left"/>
     </w:lvl>
-    <w:lvl w:ilvl="8" w:tplc="504030FA">
+    <w:lvl w:ilvl="8" w:tplc="5CFCA19E">
       <w:numFmt w:val="decimal"/>
       <w:lvlText w:val=""/>
       <w:lvlJc w:val="left"/>
     </w:lvl>
   </w:abstractNum>
   <w:abstractNum w:abstractNumId="8" w15:restartNumberingAfterBreak="0">
-    <w:nsid w:val="38497C6E"/>
+    <w:nsid w:val="3A725E76"/>
     <w:multiLevelType w:val="hybridMultilevel"/>
-    <w:tmpl w:val="C672A5A4"/>
-    <w:lvl w:ilvl="0" w:tplc="127A4A98">
+    <w:tmpl w:val="3888486E"/>
+    <w:lvl w:ilvl="0" w:tplc="149282E0">
       <w:start w:val="1"/>
       <w:numFmt w:val="decimal"/>
       <w:lvlText w:val="%1."/>
@@ -14084,52 +14624,52 @@
         <w:bCs/>
       </w:rPr>
     </w:lvl>
-    <w:lvl w:ilvl="1" w:tplc="2D1A95BE">
+    <w:lvl w:ilvl="1" w:tplc="43D6E852">
       <w:numFmt w:val="decimal"/>
       <w:lvlText w:val=""/>
       <w:lvlJc w:val="left"/>
     </w:lvl>
-    <w:lvl w:ilvl="2" w:tplc="2E9EAB60">
+    <w:lvl w:ilvl="2" w:tplc="264EDB04">
       <w:numFmt w:val="decimal"/>
       <w:lvlText w:val=""/>
       <w:lvlJc w:val="left"/>
     </w:lvl>
-    <w:lvl w:ilvl="3" w:tplc="25185934">
+    <w:lvl w:ilvl="3" w:tplc="E2487524">
       <w:numFmt w:val="decimal"/>
       <w:lvlText w:val=""/>
       <w:lvlJc w:val="left"/>
     </w:lvl>
-    <w:lvl w:ilvl="4" w:tplc="9E1E797A">
+    <w:lvl w:ilvl="4" w:tplc="50E01E60">
       <w:numFmt w:val="decimal"/>
       <w:lvlText w:val=""/>
       <w:lvlJc w:val="left"/>
     </w:lvl>
-    <w:lvl w:ilvl="5" w:tplc="AAF06E10">
+    <w:lvl w:ilvl="5" w:tplc="B31A7B5C">
       <w:numFmt w:val="decimal"/>
       <w:lvlText w:val=""/>
       <w:lvlJc w:val="left"/>
     </w:lvl>
-    <w:lvl w:ilvl="6" w:tplc="EEFCD2D8">
+    <w:lvl w:ilvl="6" w:tplc="FD16E646">
       <w:numFmt w:val="decimal"/>
       <w:lvlText w:val=""/>
       <w:lvlJc w:val="left"/>
     </w:lvl>
-    <w:lvl w:ilvl="7" w:tplc="62D628D2">
+    <w:lvl w:ilvl="7" w:tplc="A01CEF44">
       <w:numFmt w:val="decimal"/>
       <w:lvlText w:val=""/>
       <w:lvlJc w:val="left"/>
     </w:lvl>
-    <w:lvl w:ilvl="8" w:tplc="69707DB2">
+    <w:lvl w:ilvl="8" w:tplc="CB52B544">
       <w:numFmt w:val="decimal"/>
       <w:lvlText w:val=""/>
       <w:lvlJc w:val="left"/>
     </w:lvl>
   </w:abstractNum>
   <w:abstractNum w:abstractNumId="9" w15:restartNumberingAfterBreak="0">
-    <w:nsid w:val="4BE56131"/>
+    <w:nsid w:val="405E1FD0"/>
     <w:multiLevelType w:val="hybridMultilevel"/>
-    <w:tmpl w:val="AB44F466"/>
-    <w:lvl w:ilvl="0" w:tplc="7D2808EC" w:tentative="1">
+    <w:tmpl w:val="3AB21ECC"/>
+    <w:lvl w:ilvl="0" w:tplc="BCB4DFC0">
       <w:start w:val="1"/>
       <w:numFmt w:val="decimal"/>
       <w:lvlText w:val="%1."/>
@@ -14142,52 +14682,52 @@
         <w:bCs/>
       </w:rPr>
     </w:lvl>
-    <w:lvl w:ilvl="1" w:tplc="975C45EC">
+    <w:lvl w:ilvl="1" w:tplc="7C5E8F34">
       <w:numFmt w:val="decimal"/>
       <w:lvlText w:val=""/>
       <w:lvlJc w:val="left"/>
     </w:lvl>
-    <w:lvl w:ilvl="2" w:tplc="D5F49AD4">
+    <w:lvl w:ilvl="2" w:tplc="56A8ED40">
       <w:numFmt w:val="decimal"/>
       <w:lvlText w:val=""/>
       <w:lvlJc w:val="left"/>
     </w:lvl>
-    <w:lvl w:ilvl="3" w:tplc="6546C632">
+    <w:lvl w:ilvl="3" w:tplc="40EC3020">
       <w:numFmt w:val="decimal"/>
       <w:lvlText w:val=""/>
       <w:lvlJc w:val="left"/>
     </w:lvl>
-    <w:lvl w:ilvl="4" w:tplc="F740E13A">
+    <w:lvl w:ilvl="4" w:tplc="A7526278">
       <w:numFmt w:val="decimal"/>
       <w:lvlText w:val=""/>
       <w:lvlJc w:val="left"/>
     </w:lvl>
-    <w:lvl w:ilvl="5" w:tplc="16344BB2">
+    <w:lvl w:ilvl="5" w:tplc="24A8CDE2">
       <w:numFmt w:val="decimal"/>
       <w:lvlText w:val=""/>
       <w:lvlJc w:val="left"/>
     </w:lvl>
-    <w:lvl w:ilvl="6" w:tplc="826CF4FA">
+    <w:lvl w:ilvl="6" w:tplc="0A12A5A2">
       <w:numFmt w:val="decimal"/>
       <w:lvlText w:val=""/>
       <w:lvlJc w:val="left"/>
     </w:lvl>
-    <w:lvl w:ilvl="7" w:tplc="DACA18F2">
+    <w:lvl w:ilvl="7" w:tplc="BE4E4BAC">
       <w:numFmt w:val="decimal"/>
       <w:lvlText w:val=""/>
       <w:lvlJc w:val="left"/>
     </w:lvl>
-    <w:lvl w:ilvl="8" w:tplc="5316E6BC">
+    <w:lvl w:ilvl="8" w:tplc="870C364E">
       <w:numFmt w:val="decimal"/>
       <w:lvlText w:val=""/>
       <w:lvlJc w:val="left"/>
     </w:lvl>
   </w:abstractNum>
   <w:abstractNum w:abstractNumId="10" w15:restartNumberingAfterBreak="0">
-    <w:nsid w:val="52D57B5E"/>
+    <w:nsid w:val="41D65E79"/>
     <w:multiLevelType w:val="hybridMultilevel"/>
-    <w:tmpl w:val="21BCA506"/>
-    <w:lvl w:ilvl="0" w:tplc="89A627BA">
+    <w:tmpl w:val="33FEFAFC"/>
+    <w:lvl w:ilvl="0" w:tplc="51F47566">
       <w:start w:val="1"/>
       <w:numFmt w:val="bullet"/>
       <w:lvlText w:val="•"/>
@@ -14196,7 +14736,7 @@
         <w:ind w:left="500" w:hanging="280"/>
       </w:pPr>
     </w:lvl>
-    <w:lvl w:ilvl="1" w:tplc="72A6DF8E" w:tentative="1">
+    <w:lvl w:ilvl="1" w:tplc="63EE3F6A" w:tentative="1">
       <w:start w:val="1"/>
       <w:numFmt w:val="bullet"/>
       <w:lvlText w:val="–"/>
@@ -14205,47 +14745,47 @@
         <w:ind w:left="950" w:hanging="280"/>
       </w:pPr>
     </w:lvl>
-    <w:lvl w:ilvl="2" w:tplc="C624CE7C">
+    <w:lvl w:ilvl="2" w:tplc="1F52CEAE">
       <w:numFmt w:val="decimal"/>
       <w:lvlText w:val=""/>
       <w:lvlJc w:val="left"/>
     </w:lvl>
-    <w:lvl w:ilvl="3" w:tplc="07360008">
+    <w:lvl w:ilvl="3" w:tplc="8E642F02">
       <w:numFmt w:val="decimal"/>
       <w:lvlText w:val=""/>
       <w:lvlJc w:val="left"/>
     </w:lvl>
-    <w:lvl w:ilvl="4" w:tplc="8B942620">
+    <w:lvl w:ilvl="4" w:tplc="BA90A6AA">
       <w:numFmt w:val="decimal"/>
       <w:lvlText w:val=""/>
       <w:lvlJc w:val="left"/>
     </w:lvl>
-    <w:lvl w:ilvl="5" w:tplc="F1E6C516">
+    <w:lvl w:ilvl="5" w:tplc="6C24FF42">
       <w:numFmt w:val="decimal"/>
       <w:lvlText w:val=""/>
       <w:lvlJc w:val="left"/>
     </w:lvl>
-    <w:lvl w:ilvl="6" w:tplc="85CC78E0">
+    <w:lvl w:ilvl="6" w:tplc="2B444180">
       <w:numFmt w:val="decimal"/>
       <w:lvlText w:val=""/>
       <w:lvlJc w:val="left"/>
     </w:lvl>
-    <w:lvl w:ilvl="7" w:tplc="CAB045C8">
+    <w:lvl w:ilvl="7" w:tplc="24B48FAA">
       <w:numFmt w:val="decimal"/>
       <w:lvlText w:val=""/>
       <w:lvlJc w:val="left"/>
     </w:lvl>
-    <w:lvl w:ilvl="8" w:tplc="7B9CA696">
+    <w:lvl w:ilvl="8" w:tplc="F956FE94">
       <w:numFmt w:val="decimal"/>
       <w:lvlText w:val=""/>
       <w:lvlJc w:val="left"/>
     </w:lvl>
   </w:abstractNum>
   <w:abstractNum w:abstractNumId="11" w15:restartNumberingAfterBreak="0">
-    <w:nsid w:val="5BAE636D"/>
+    <w:nsid w:val="592937CB"/>
     <w:multiLevelType w:val="hybridMultilevel"/>
-    <w:tmpl w:val="330231C2"/>
-    <w:lvl w:ilvl="0" w:tplc="68EA5FBE">
+    <w:tmpl w:val="536CC304"/>
+    <w:lvl w:ilvl="0" w:tplc="09567CFC">
       <w:start w:val="1"/>
       <w:numFmt w:val="decimal"/>
       <w:lvlText w:val="%1."/>
@@ -14258,138 +14798,52 @@
         <w:bCs/>
       </w:rPr>
     </w:lvl>
-    <w:lvl w:ilvl="1" w:tplc="60AE84D2">
+    <w:lvl w:ilvl="1" w:tplc="6A6E802A">
       <w:numFmt w:val="decimal"/>
       <w:lvlText w:val=""/>
       <w:lvlJc w:val="left"/>
     </w:lvl>
-    <w:lvl w:ilvl="2" w:tplc="F6A24EC2">
+    <w:lvl w:ilvl="2" w:tplc="5C5ED690">
       <w:numFmt w:val="decimal"/>
       <w:lvlText w:val=""/>
       <w:lvlJc w:val="left"/>
     </w:lvl>
-    <w:lvl w:ilvl="3" w:tplc="F2FA0330">
+    <w:lvl w:ilvl="3" w:tplc="E36E8564">
       <w:numFmt w:val="decimal"/>
       <w:lvlText w:val=""/>
       <w:lvlJc w:val="left"/>
     </w:lvl>
-    <w:lvl w:ilvl="4" w:tplc="91B6732C">
+    <w:lvl w:ilvl="4" w:tplc="C206011A">
       <w:numFmt w:val="decimal"/>
       <w:lvlText w:val=""/>
       <w:lvlJc w:val="left"/>
     </w:lvl>
-    <w:lvl w:ilvl="5" w:tplc="D6CE2226">
+    <w:lvl w:ilvl="5" w:tplc="7B4220C0">
       <w:numFmt w:val="decimal"/>
       <w:lvlText w:val=""/>
       <w:lvlJc w:val="left"/>
     </w:lvl>
-    <w:lvl w:ilvl="6" w:tplc="85AA71CE">
+    <w:lvl w:ilvl="6" w:tplc="E646C6EE">
       <w:numFmt w:val="decimal"/>
       <w:lvlText w:val=""/>
       <w:lvlJc w:val="left"/>
     </w:lvl>
-    <w:lvl w:ilvl="7" w:tplc="82F45472">
+    <w:lvl w:ilvl="7" w:tplc="4D922DC0">
       <w:numFmt w:val="decimal"/>
       <w:lvlText w:val=""/>
       <w:lvlJc w:val="left"/>
     </w:lvl>
-    <w:lvl w:ilvl="8" w:tplc="0E6CC8BA">
+    <w:lvl w:ilvl="8" w:tplc="9D069F68">
       <w:numFmt w:val="decimal"/>
       <w:lvlText w:val=""/>
       <w:lvlJc w:val="left"/>
     </w:lvl>
   </w:abstractNum>
   <w:abstractNum w:abstractNumId="12" w15:restartNumberingAfterBreak="0">
-    <w:nsid w:val="5E3B3746"/>
+    <w:nsid w:val="69966AEA"/>
     <w:multiLevelType w:val="hybridMultilevel"/>
-    <w:tmpl w:val="69EC215C"/>
-    <w:lvl w:ilvl="0" w:tplc="1FF2FE30" w:tentative="1">
-      <w:start w:val="1"/>
-      <w:numFmt w:val="bullet"/>
-      <w:lvlText w:val="●"/>
-      <w:lvlJc w:val="left"/>
-      <w:pPr>
-        <w:ind w:left="720" w:hanging="360"/>
-      </w:pPr>
-    </w:lvl>
-    <w:lvl w:ilvl="1" w:tplc="32900704" w:tentative="1">
-      <w:start w:val="1"/>
-      <w:numFmt w:val="bullet"/>
-      <w:lvlText w:val="○"/>
-      <w:lvlJc w:val="left"/>
-      <w:pPr>
-        <w:ind w:left="1440" w:hanging="360"/>
-      </w:pPr>
-    </w:lvl>
-    <w:lvl w:ilvl="2" w:tplc="8E224C9C" w:tentative="1">
-      <w:start w:val="1"/>
-      <w:numFmt w:val="bullet"/>
-      <w:lvlText w:val="■"/>
-      <w:lvlJc w:val="left"/>
-      <w:pPr>
-        <w:ind w:left="2160" w:hanging="360"/>
-      </w:pPr>
-    </w:lvl>
-    <w:lvl w:ilvl="3" w:tplc="4F701190" w:tentative="1">
-      <w:start w:val="1"/>
-      <w:numFmt w:val="bullet"/>
-      <w:lvlText w:val="●"/>
-      <w:lvlJc w:val="left"/>
-      <w:pPr>
-        <w:ind w:left="2880" w:hanging="360"/>
-      </w:pPr>
-    </w:lvl>
-    <w:lvl w:ilvl="4" w:tplc="29C83A5C" w:tentative="1">
-      <w:start w:val="1"/>
-      <w:numFmt w:val="bullet"/>
-      <w:lvlText w:val="○"/>
-      <w:lvlJc w:val="left"/>
-      <w:pPr>
-        <w:ind w:left="3600" w:hanging="360"/>
-      </w:pPr>
-    </w:lvl>
-    <w:lvl w:ilvl="5" w:tplc="54DA9B68" w:tentative="1">
-      <w:start w:val="1"/>
-      <w:numFmt w:val="bullet"/>
-      <w:lvlText w:val="■"/>
-      <w:lvlJc w:val="left"/>
-      <w:pPr>
-        <w:ind w:left="4320" w:hanging="360"/>
-      </w:pPr>
-    </w:lvl>
-    <w:lvl w:ilvl="6" w:tplc="72907936" w:tentative="1">
-      <w:start w:val="1"/>
-      <w:numFmt w:val="bullet"/>
-      <w:lvlText w:val="●"/>
-      <w:lvlJc w:val="left"/>
-      <w:pPr>
-        <w:ind w:left="5040" w:hanging="360"/>
-      </w:pPr>
-    </w:lvl>
-    <w:lvl w:ilvl="7" w:tplc="A9E099FC" w:tentative="1">
-      <w:start w:val="1"/>
-      <w:numFmt w:val="bullet"/>
-      <w:lvlText w:val="●"/>
-      <w:lvlJc w:val="left"/>
-      <w:pPr>
-        <w:ind w:left="5760" w:hanging="360"/>
-      </w:pPr>
-    </w:lvl>
-    <w:lvl w:ilvl="8" w:tplc="D9FE994E" w:tentative="1">
-      <w:start w:val="1"/>
-      <w:numFmt w:val="bullet"/>
-      <w:lvlText w:val="●"/>
-      <w:lvlJc w:val="left"/>
-      <w:pPr>
-        <w:ind w:left="6480" w:hanging="360"/>
-      </w:pPr>
-    </w:lvl>
-  </w:abstractNum>
-  <w:abstractNum w:abstractNumId="13" w15:restartNumberingAfterBreak="0">
-    <w:nsid w:val="67A56C94"/>
-    <w:multiLevelType w:val="hybridMultilevel"/>
-    <w:tmpl w:val="75A6F158"/>
-    <w:lvl w:ilvl="0" w:tplc="47C2641A" w:tentative="1">
+    <w:tmpl w:val="A4526950"/>
+    <w:lvl w:ilvl="0" w:tplc="BB565CA8">
       <w:start w:val="1"/>
       <w:numFmt w:val="decimal"/>
       <w:lvlText w:val="%1."/>
@@ -14402,52 +14856,138 @@
         <w:bCs/>
       </w:rPr>
     </w:lvl>
-    <w:lvl w:ilvl="1" w:tplc="A078AC1A">
+    <w:lvl w:ilvl="1" w:tplc="335E1990">
       <w:numFmt w:val="decimal"/>
       <w:lvlText w:val=""/>
       <w:lvlJc w:val="left"/>
     </w:lvl>
-    <w:lvl w:ilvl="2" w:tplc="0C42C44A">
+    <w:lvl w:ilvl="2" w:tplc="1038A85C">
       <w:numFmt w:val="decimal"/>
       <w:lvlText w:val=""/>
       <w:lvlJc w:val="left"/>
     </w:lvl>
-    <w:lvl w:ilvl="3" w:tplc="D42A0FA4">
+    <w:lvl w:ilvl="3" w:tplc="45123086">
       <w:numFmt w:val="decimal"/>
       <w:lvlText w:val=""/>
       <w:lvlJc w:val="left"/>
     </w:lvl>
-    <w:lvl w:ilvl="4" w:tplc="5F9656EC">
+    <w:lvl w:ilvl="4" w:tplc="E9BC62A6">
       <w:numFmt w:val="decimal"/>
       <w:lvlText w:val=""/>
       <w:lvlJc w:val="left"/>
     </w:lvl>
-    <w:lvl w:ilvl="5" w:tplc="F40C1148">
+    <w:lvl w:ilvl="5" w:tplc="E65AA28C">
       <w:numFmt w:val="decimal"/>
       <w:lvlText w:val=""/>
       <w:lvlJc w:val="left"/>
     </w:lvl>
-    <w:lvl w:ilvl="6" w:tplc="3CB446CE">
+    <w:lvl w:ilvl="6" w:tplc="779ADC94">
       <w:numFmt w:val="decimal"/>
       <w:lvlText w:val=""/>
       <w:lvlJc w:val="left"/>
     </w:lvl>
-    <w:lvl w:ilvl="7" w:tplc="9FC6DE20">
+    <w:lvl w:ilvl="7" w:tplc="BF523D58">
       <w:numFmt w:val="decimal"/>
       <w:lvlText w:val=""/>
       <w:lvlJc w:val="left"/>
     </w:lvl>
-    <w:lvl w:ilvl="8" w:tplc="023CF7B8">
+    <w:lvl w:ilvl="8" w:tplc="CAD618AA">
       <w:numFmt w:val="decimal"/>
       <w:lvlText w:val=""/>
       <w:lvlJc w:val="left"/>
     </w:lvl>
   </w:abstractNum>
+  <w:abstractNum w:abstractNumId="13" w15:restartNumberingAfterBreak="0">
+    <w:nsid w:val="74801831"/>
+    <w:multiLevelType w:val="hybridMultilevel"/>
+    <w:tmpl w:val="C1E4CDEC"/>
+    <w:lvl w:ilvl="0" w:tplc="50706EC2" w:tentative="1">
+      <w:start w:val="1"/>
+      <w:numFmt w:val="bullet"/>
+      <w:lvlText w:val="●"/>
+      <w:lvlJc w:val="left"/>
+      <w:pPr>
+        <w:ind w:left="720" w:hanging="360"/>
+      </w:pPr>
+    </w:lvl>
+    <w:lvl w:ilvl="1" w:tplc="98101500" w:tentative="1">
+      <w:start w:val="1"/>
+      <w:numFmt w:val="bullet"/>
+      <w:lvlText w:val="○"/>
+      <w:lvlJc w:val="left"/>
+      <w:pPr>
+        <w:ind w:left="1440" w:hanging="360"/>
+      </w:pPr>
+    </w:lvl>
+    <w:lvl w:ilvl="2" w:tplc="DEA4D380" w:tentative="1">
+      <w:start w:val="1"/>
+      <w:numFmt w:val="bullet"/>
+      <w:lvlText w:val="■"/>
+      <w:lvlJc w:val="left"/>
+      <w:pPr>
+        <w:ind w:left="2160" w:hanging="360"/>
+      </w:pPr>
+    </w:lvl>
+    <w:lvl w:ilvl="3" w:tplc="5AC22D98" w:tentative="1">
+      <w:start w:val="1"/>
+      <w:numFmt w:val="bullet"/>
+      <w:lvlText w:val="●"/>
+      <w:lvlJc w:val="left"/>
+      <w:pPr>
+        <w:ind w:left="2880" w:hanging="360"/>
+      </w:pPr>
+    </w:lvl>
+    <w:lvl w:ilvl="4" w:tplc="8A881E4E" w:tentative="1">
+      <w:start w:val="1"/>
+      <w:numFmt w:val="bullet"/>
+      <w:lvlText w:val="○"/>
+      <w:lvlJc w:val="left"/>
+      <w:pPr>
+        <w:ind w:left="3600" w:hanging="360"/>
+      </w:pPr>
+    </w:lvl>
+    <w:lvl w:ilvl="5" w:tplc="E10AF7A8" w:tentative="1">
+      <w:start w:val="1"/>
+      <w:numFmt w:val="bullet"/>
+      <w:lvlText w:val="■"/>
+      <w:lvlJc w:val="left"/>
+      <w:pPr>
+        <w:ind w:left="4320" w:hanging="360"/>
+      </w:pPr>
+    </w:lvl>
+    <w:lvl w:ilvl="6" w:tplc="9E7A1F42" w:tentative="1">
+      <w:start w:val="1"/>
+      <w:numFmt w:val="bullet"/>
+      <w:lvlText w:val="●"/>
+      <w:lvlJc w:val="left"/>
+      <w:pPr>
+        <w:ind w:left="5040" w:hanging="360"/>
+      </w:pPr>
+    </w:lvl>
+    <w:lvl w:ilvl="7" w:tplc="8E0E5B5A" w:tentative="1">
+      <w:start w:val="1"/>
+      <w:numFmt w:val="bullet"/>
+      <w:lvlText w:val="●"/>
+      <w:lvlJc w:val="left"/>
+      <w:pPr>
+        <w:ind w:left="5760" w:hanging="360"/>
+      </w:pPr>
+    </w:lvl>
+    <w:lvl w:ilvl="8" w:tplc="0052BB82" w:tentative="1">
+      <w:start w:val="1"/>
+      <w:numFmt w:val="bullet"/>
+      <w:lvlText w:val="●"/>
+      <w:lvlJc w:val="left"/>
+      <w:pPr>
+        <w:ind w:left="6480" w:hanging="360"/>
+      </w:pPr>
+    </w:lvl>
+  </w:abstractNum>
   <w:abstractNum w:abstractNumId="14" w15:restartNumberingAfterBreak="0">
-    <w:nsid w:val="7C2E323A"/>
+    <w:nsid w:val="769E5680"/>
     <w:multiLevelType w:val="hybridMultilevel"/>
-    <w:tmpl w:val="3E580068"/>
-    <w:lvl w:ilvl="0" w:tplc="D8F60C2E">
+    <w:tmpl w:val="741A827E"/>
+    <w:lvl w:ilvl="0" w:tplc="99F013D4">
       <w:start w:val="1"/>
       <w:numFmt w:val="decimal"/>
       <w:lvlText w:val="%1."/>
@@ -14460,103 +15000,115 @@
         <w:bCs/>
       </w:rPr>
     </w:lvl>
-    <w:lvl w:ilvl="1" w:tplc="A8C41BB0">
+    <w:lvl w:ilvl="1" w:tplc="0478CC32">
       <w:numFmt w:val="decimal"/>
       <w:lvlText w:val=""/>
       <w:lvlJc w:val="left"/>
     </w:lvl>
-    <w:lvl w:ilvl="2" w:tplc="9F02B97A">
+    <w:lvl w:ilvl="2" w:tplc="46D0121C">
       <w:numFmt w:val="decimal"/>
       <w:lvlText w:val=""/>
       <w:lvlJc w:val="left"/>
     </w:lvl>
-    <w:lvl w:ilvl="3" w:tplc="F69EB9C0">
+    <w:lvl w:ilvl="3" w:tplc="285CC55A">
       <w:numFmt w:val="decimal"/>
       <w:lvlText w:val=""/>
       <w:lvlJc w:val="left"/>
     </w:lvl>
-    <w:lvl w:ilvl="4" w:tplc="86ECA434">
+    <w:lvl w:ilvl="4" w:tplc="7FBCF782">
       <w:numFmt w:val="decimal"/>
       <w:lvlText w:val=""/>
       <w:lvlJc w:val="left"/>
     </w:lvl>
-    <w:lvl w:ilvl="5" w:tplc="EA1CCF3A">
+    <w:lvl w:ilvl="5" w:tplc="E5E650FE">
       <w:numFmt w:val="decimal"/>
       <w:lvlText w:val=""/>
       <w:lvlJc w:val="left"/>
     </w:lvl>
-    <w:lvl w:ilvl="6" w:tplc="837CC66E">
+    <w:lvl w:ilvl="6" w:tplc="9F80765C">
       <w:numFmt w:val="decimal"/>
       <w:lvlText w:val=""/>
       <w:lvlJc w:val="left"/>
     </w:lvl>
-    <w:lvl w:ilvl="7" w:tplc="0E8A1722">
+    <w:lvl w:ilvl="7" w:tplc="2C2840C2">
       <w:numFmt w:val="decimal"/>
       <w:lvlText w:val=""/>
       <w:lvlJc w:val="left"/>
     </w:lvl>
-    <w:lvl w:ilvl="8" w:tplc="EF7C0DD4">
+    <w:lvl w:ilvl="8" w:tplc="A3FA50A2">
       <w:numFmt w:val="decimal"/>
       <w:lvlText w:val=""/>
       <w:lvlJc w:val="left"/>
     </w:lvl>
   </w:abstractNum>
-  <w:num w:numId="1" w16cid:durableId="175075431">
+  <w:num w:numId="1" w16cid:durableId="511452795">
+    <w:abstractNumId w:val="13"/>
+    <w:lvlOverride w:ilvl="0">
+      <w:startOverride w:val="1"/>
+    </w:lvlOverride>
+  </w:num>
+  <w:num w:numId="2" w16cid:durableId="1929802333">
+    <w:abstractNumId w:val="10"/>
+    <w:lvlOverride w:ilvl="0">
+      <w:startOverride w:val="1"/>
+    </w:lvlOverride>
+  </w:num>
+  <w:num w:numId="3" w16cid:durableId="1134450617">
+    <w:abstractNumId w:val="1"/>
+    <w:lvlOverride w:ilvl="0">
+      <w:startOverride w:val="1"/>
+    </w:lvlOverride>
+  </w:num>
+  <w:num w:numId="4" w16cid:durableId="1778719967">
+    <w:abstractNumId w:val="7"/>
+    <w:lvlOverride w:ilvl="0">
+      <w:startOverride w:val="1"/>
+    </w:lvlOverride>
+  </w:num>
+  <w:num w:numId="5" w16cid:durableId="1675301571">
+    <w:abstractNumId w:val="11"/>
+    <w:lvlOverride w:ilvl="0">
+      <w:startOverride w:val="1"/>
+    </w:lvlOverride>
+  </w:num>
+  <w:num w:numId="6" w16cid:durableId="376898734">
     <w:abstractNumId w:val="12"/>
     <w:lvlOverride w:ilvl="0">
       <w:startOverride w:val="1"/>
     </w:lvlOverride>
   </w:num>
-  <w:num w:numId="2" w16cid:durableId="1160656614">
-    <w:abstractNumId w:val="10"/>
-    <w:lvlOverride w:ilvl="0">
-      <w:startOverride w:val="1"/>
-    </w:lvlOverride>
-  </w:num>
-  <w:num w:numId="3" w16cid:durableId="121702847">
+  <w:num w:numId="7" w16cid:durableId="129396418">
     <w:abstractNumId w:val="6"/>
     <w:lvlOverride w:ilvl="0">
       <w:startOverride w:val="1"/>
     </w:lvlOverride>
   </w:num>
-  <w:num w:numId="4" w16cid:durableId="725689478">
+  <w:num w:numId="8" w16cid:durableId="1106080643">
+    <w:abstractNumId w:val="8"/>
+    <w:lvlOverride w:ilvl="0">
+      <w:startOverride w:val="1"/>
+    </w:lvlOverride>
+  </w:num>
+  <w:num w:numId="9" w16cid:durableId="801075313">
+    <w:abstractNumId w:val="14"/>
+    <w:lvlOverride w:ilvl="0">
+      <w:startOverride w:val="1"/>
+    </w:lvlOverride>
+  </w:num>
+  <w:num w:numId="10" w16cid:durableId="320352781">
+    <w:abstractNumId w:val="9"/>
+    <w:lvlOverride w:ilvl="0">
+      <w:startOverride w:val="1"/>
+    </w:lvlOverride>
+  </w:num>
+  <w:num w:numId="11" w16cid:durableId="1143546010">
     <w:abstractNumId w:val="3"/>
     <w:lvlOverride w:ilvl="0">
       <w:startOverride w:val="1"/>
     </w:lvlOverride>
   </w:num>
-  <w:num w:numId="5" w16cid:durableId="753627362">
+  <w:num w:numId="12" w16cid:durableId="1969819341">
     <w:abstractNumId w:val="0"/>
-    <w:lvlOverride w:ilvl="0">
-      <w:startOverride w:val="1"/>
-    </w:lvlOverride>
-  </w:num>
-  <w:num w:numId="6" w16cid:durableId="1085035060">
-    <w:abstractNumId w:val="4"/>
-    <w:lvlOverride w:ilvl="0">
-      <w:startOverride w:val="1"/>
-    </w:lvlOverride>
-  </w:num>
-  <w:num w:numId="7" w16cid:durableId="1565530886">
-    <w:abstractNumId w:val="11"/>
-    <w:lvlOverride w:ilvl="0">
-      <w:startOverride w:val="1"/>
-    </w:lvlOverride>
-  </w:num>
-  <w:num w:numId="8" w16cid:durableId="216624587">
-    <w:abstractNumId w:val="14"/>
-    <w:lvlOverride w:ilvl="0">
-      <w:startOverride w:val="1"/>
-    </w:lvlOverride>
-  </w:num>
-  <w:num w:numId="9" w16cid:durableId="523522679">
-    <w:abstractNumId w:val="8"/>
-    <w:lvlOverride w:ilvl="0">
-      <w:startOverride w:val="1"/>
-    </w:lvlOverride>
-  </w:num>
-  <w:num w:numId="10" w16cid:durableId="1418207387">
-    <w:abstractNumId w:val="2"/>
     <w:lvlOverride w:ilvl="0">
       <w:startOverride w:val="1"/>
     </w:lvlOverride>
@@ -15255,7 +15807,7 @@
     <w:autoRedefine/>
     <w:uiPriority w:val="39"/>
     <w:unhideWhenUsed/>
-    <w:rsid w:val="00A94A5C"/>
+    <w:rsid w:val="00973FC7"/>
     <w:pPr>
       <w:spacing w:after="100"/>
     </w:pPr>
@@ -15267,7 +15819,7 @@
     <w:autoRedefine/>
     <w:uiPriority w:val="39"/>
     <w:unhideWhenUsed/>
-    <w:rsid w:val="00A94A5C"/>
+    <w:rsid w:val="00973FC7"/>
     <w:pPr>
       <w:spacing w:after="100"/>
       <w:ind w:left="220"/>
